--- a/fuentes/32330007_CF01_CFA.docx
+++ b/fuentes/32330007_CF01_CFA.docx
@@ -205,7 +205,7 @@
               </wp:anchor>
             </w:drawing>
           </mc:Choice>
-          <mc:Fallback xmlns:oel="http://schemas.microsoft.com/office/2019/extlst" xmlns:w16cex="http://schemas.microsoft.com/office/word/2018/wordml/cex" xmlns:w16="http://schemas.microsoft.com/office/word/2018/wordml" xmlns:w16sdtdh="http://schemas.microsoft.com/office/word/2020/wordml/sdtdatahash">
+          <mc:Fallback xmlns:w16sdtdh="http://schemas.microsoft.com/office/word/2020/wordml/sdtdatahash" xmlns:w16="http://schemas.microsoft.com/office/word/2018/wordml" xmlns:w16cex="http://schemas.microsoft.com/office/word/2018/wordml/cex" xmlns:oel="http://schemas.microsoft.com/office/2019/extlst">
             <w:pict>
               <v:rect w14:anchorId="4C256C62" id="Rectángulo 3" o:spid="_x0000_s1026" alt="&quot;&quot;" style="position:absolute;margin-left:-55.95pt;margin-top:26.4pt;width:613.85pt;height:164.25pt;z-index:-251655168;visibility:visible;mso-wrap-style:square;mso-height-percent:0;mso-wrap-distance-left:9pt;mso-wrap-distance-top:0;mso-wrap-distance-right:9pt;mso-wrap-distance-bottom:0;mso-position-horizontal:absolute;mso-position-horizontal-relative:text;mso-position-vertical:absolute;mso-position-vertical-relative:text;mso-height-percent:0;mso-height-relative:margin;v-text-anchor:middle" o:gfxdata="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" fillcolor="#00314d" stroked="f" strokeweight="1pt"/>
             </w:pict>
@@ -538,8 +538,6 @@
             <w:t>ontenido</w:t>
           </w:r>
         </w:p>
-        <w:bookmarkStart w:id="0" w:name="_GoBack"/>
-        <w:bookmarkEnd w:id="0"/>
         <w:p>
           <w:pPr>
             <w:pStyle w:val="TDC1"/>
@@ -564,7 +562,7 @@
           <w:r>
             <w:fldChar w:fldCharType="separate"/>
           </w:r>
-          <w:hyperlink w:anchor="_Toc242176957" w:history="1">
+          <w:hyperlink w:anchor="_Toc243291283" w:history="1">
             <w:r>
               <w:rPr>
                 <w:rStyle w:val="Hipervnculo"/>
@@ -591,7 +589,7 @@
                 <w:noProof/>
                 <w:webHidden/>
               </w:rPr>
-              <w:instrText xml:space="preserve"> PAGEREF _Toc242176957 \h </w:instrText>
+              <w:instrText xml:space="preserve"> PAGEREF _Toc243291283 \h </w:instrText>
             </w:r>
             <w:r>
               <w:rPr>
@@ -637,7 +635,7 @@
               <w14:ligatures w14:val="none"/>
             </w:rPr>
           </w:pPr>
-          <w:hyperlink w:anchor="_Toc242176958" w:history="1">
+          <w:hyperlink w:anchor="_Toc243291284" w:history="1">
             <w:r>
               <w:rPr>
                 <w:rStyle w:val="Hipervnculo"/>
@@ -664,7 +662,7 @@
                 <w:noProof/>
                 <w:webHidden/>
               </w:rPr>
-              <w:instrText xml:space="preserve"> PAGEREF _Toc242176958 \h </w:instrText>
+              <w:instrText xml:space="preserve"> PAGEREF _Toc243291284 \h </w:instrText>
             </w:r>
             <w:r>
               <w:rPr>
@@ -710,7 +708,7 @@
               <w14:ligatures w14:val="none"/>
             </w:rPr>
           </w:pPr>
-          <w:hyperlink w:anchor="_Toc242176959" w:history="1">
+          <w:hyperlink w:anchor="_Toc243291285" w:history="1">
             <w:r>
               <w:rPr>
                 <w:rStyle w:val="Hipervnculo"/>
@@ -737,7 +735,7 @@
                 <w:noProof/>
                 <w:webHidden/>
               </w:rPr>
-              <w:instrText xml:space="preserve"> PAGEREF _Toc242176959 \h </w:instrText>
+              <w:instrText xml:space="preserve"> PAGEREF _Toc243291285 \h </w:instrText>
             </w:r>
             <w:r>
               <w:rPr>
@@ -783,7 +781,7 @@
               <w14:ligatures w14:val="none"/>
             </w:rPr>
           </w:pPr>
-          <w:hyperlink w:anchor="_Toc242176960" w:history="1">
+          <w:hyperlink w:anchor="_Toc243291286" w:history="1">
             <w:r>
               <w:rPr>
                 <w:rStyle w:val="Hipervnculo"/>
@@ -810,7 +808,7 @@
                 <w:noProof/>
                 <w:webHidden/>
               </w:rPr>
-              <w:instrText xml:space="preserve"> PAGEREF _Toc242176960 \h </w:instrText>
+              <w:instrText xml:space="preserve"> PAGEREF _Toc243291286 \h </w:instrText>
             </w:r>
             <w:r>
               <w:rPr>
@@ -856,7 +854,7 @@
               <w14:ligatures w14:val="none"/>
             </w:rPr>
           </w:pPr>
-          <w:hyperlink w:anchor="_Toc242176961" w:history="1">
+          <w:hyperlink w:anchor="_Toc243291287" w:history="1">
             <w:r>
               <w:rPr>
                 <w:rStyle w:val="Hipervnculo"/>
@@ -883,7 +881,7 @@
                 <w:noProof/>
                 <w:webHidden/>
               </w:rPr>
-              <w:instrText xml:space="preserve"> PAGEREF _Toc242176961 \h </w:instrText>
+              <w:instrText xml:space="preserve"> PAGEREF _Toc243291287 \h </w:instrText>
             </w:r>
             <w:r>
               <w:rPr>
@@ -929,7 +927,7 @@
               <w14:ligatures w14:val="none"/>
             </w:rPr>
           </w:pPr>
-          <w:hyperlink w:anchor="_Toc242176962" w:history="1">
+          <w:hyperlink w:anchor="_Toc243291288" w:history="1">
             <w:r>
               <w:rPr>
                 <w:rStyle w:val="Hipervnculo"/>
@@ -956,7 +954,7 @@
                 <w:noProof/>
                 <w:webHidden/>
               </w:rPr>
-              <w:instrText xml:space="preserve"> PAGEREF _Toc242176962 \h </w:instrText>
+              <w:instrText xml:space="preserve"> PAGEREF _Toc243291288 \h </w:instrText>
             </w:r>
             <w:r>
               <w:rPr>
@@ -1002,7 +1000,7 @@
               <w14:ligatures w14:val="none"/>
             </w:rPr>
           </w:pPr>
-          <w:hyperlink w:anchor="_Toc242176963" w:history="1">
+          <w:hyperlink w:anchor="_Toc243291289" w:history="1">
             <w:r>
               <w:rPr>
                 <w:rStyle w:val="Hipervnculo"/>
@@ -1029,7 +1027,7 @@
                 <w:noProof/>
                 <w:webHidden/>
               </w:rPr>
-              <w:instrText xml:space="preserve"> PAGEREF _Toc242176963 \h </w:instrText>
+              <w:instrText xml:space="preserve"> PAGEREF _Toc243291289 \h </w:instrText>
             </w:r>
             <w:r>
               <w:rPr>
@@ -1075,7 +1073,7 @@
               <w14:ligatures w14:val="none"/>
             </w:rPr>
           </w:pPr>
-          <w:hyperlink w:anchor="_Toc242176964" w:history="1">
+          <w:hyperlink w:anchor="_Toc243291290" w:history="1">
             <w:r>
               <w:rPr>
                 <w:rStyle w:val="Hipervnculo"/>
@@ -1102,7 +1100,7 @@
                 <w:noProof/>
                 <w:webHidden/>
               </w:rPr>
-              <w:instrText xml:space="preserve"> PAGEREF _Toc242176964 \h </w:instrText>
+              <w:instrText xml:space="preserve"> PAGEREF _Toc243291290 \h </w:instrText>
             </w:r>
             <w:r>
               <w:rPr>
@@ -1148,7 +1146,7 @@
               <w14:ligatures w14:val="none"/>
             </w:rPr>
           </w:pPr>
-          <w:hyperlink w:anchor="_Toc242176965" w:history="1">
+          <w:hyperlink w:anchor="_Toc243291291" w:history="1">
             <w:r>
               <w:rPr>
                 <w:rStyle w:val="Hipervnculo"/>
@@ -1175,7 +1173,7 @@
                 <w:noProof/>
                 <w:webHidden/>
               </w:rPr>
-              <w:instrText xml:space="preserve"> PAGEREF _Toc242176965 \h </w:instrText>
+              <w:instrText xml:space="preserve"> PAGEREF _Toc243291291 \h </w:instrText>
             </w:r>
             <w:r>
               <w:rPr>
@@ -1221,7 +1219,7 @@
               <w14:ligatures w14:val="none"/>
             </w:rPr>
           </w:pPr>
-          <w:hyperlink w:anchor="_Toc242176966" w:history="1">
+          <w:hyperlink w:anchor="_Toc243291292" w:history="1">
             <w:r>
               <w:rPr>
                 <w:rStyle w:val="Hipervnculo"/>
@@ -1248,7 +1246,7 @@
                 <w:noProof/>
                 <w:webHidden/>
               </w:rPr>
-              <w:instrText xml:space="preserve"> PAGEREF _Toc242176966 \h </w:instrText>
+              <w:instrText xml:space="preserve"> PAGEREF _Toc243291292 \h </w:instrText>
             </w:r>
             <w:r>
               <w:rPr>
@@ -1294,7 +1292,7 @@
               <w14:ligatures w14:val="none"/>
             </w:rPr>
           </w:pPr>
-          <w:hyperlink w:anchor="_Toc242176967" w:history="1">
+          <w:hyperlink w:anchor="_Toc243291293" w:history="1">
             <w:r>
               <w:rPr>
                 <w:rStyle w:val="Hipervnculo"/>
@@ -1321,7 +1319,7 @@
                 <w:noProof/>
                 <w:webHidden/>
               </w:rPr>
-              <w:instrText xml:space="preserve"> PAGEREF _Toc242176967 \h </w:instrText>
+              <w:instrText xml:space="preserve"> PAGEREF _Toc243291293 \h </w:instrText>
             </w:r>
             <w:r>
               <w:rPr>
@@ -1367,7 +1365,7 @@
               <w14:ligatures w14:val="none"/>
             </w:rPr>
           </w:pPr>
-          <w:hyperlink w:anchor="_Toc242176968" w:history="1">
+          <w:hyperlink w:anchor="_Toc243291294" w:history="1">
             <w:r>
               <w:rPr>
                 <w:rStyle w:val="Hipervnculo"/>
@@ -1394,7 +1392,7 @@
                 <w:noProof/>
                 <w:webHidden/>
               </w:rPr>
-              <w:instrText xml:space="preserve"> PAGEREF _Toc242176968 \h </w:instrText>
+              <w:instrText xml:space="preserve"> PAGEREF _Toc243291294 \h </w:instrText>
             </w:r>
             <w:r>
               <w:rPr>
@@ -1440,7 +1438,7 @@
               <w14:ligatures w14:val="none"/>
             </w:rPr>
           </w:pPr>
-          <w:hyperlink w:anchor="_Toc242176969" w:history="1">
+          <w:hyperlink w:anchor="_Toc243291295" w:history="1">
             <w:r>
               <w:rPr>
                 <w:rStyle w:val="Hipervnculo"/>
@@ -1467,7 +1465,7 @@
                 <w:noProof/>
                 <w:webHidden/>
               </w:rPr>
-              <w:instrText xml:space="preserve"> PAGEREF _Toc242176969 \h </w:instrText>
+              <w:instrText xml:space="preserve"> PAGEREF _Toc243291295 \h </w:instrText>
             </w:r>
             <w:r>
               <w:rPr>
@@ -1513,7 +1511,7 @@
               <w14:ligatures w14:val="none"/>
             </w:rPr>
           </w:pPr>
-          <w:hyperlink w:anchor="_Toc242176970" w:history="1">
+          <w:hyperlink w:anchor="_Toc243291296" w:history="1">
             <w:r>
               <w:rPr>
                 <w:rStyle w:val="Hipervnculo"/>
@@ -1540,7 +1538,7 @@
                 <w:noProof/>
                 <w:webHidden/>
               </w:rPr>
-              <w:instrText xml:space="preserve"> PAGEREF _Toc242176970 \h </w:instrText>
+              <w:instrText xml:space="preserve"> PAGEREF _Toc243291296 \h </w:instrText>
             </w:r>
             <w:r>
               <w:rPr>
@@ -1586,7 +1584,7 @@
               <w14:ligatures w14:val="none"/>
             </w:rPr>
           </w:pPr>
-          <w:hyperlink w:anchor="_Toc242176971" w:history="1">
+          <w:hyperlink w:anchor="_Toc243291297" w:history="1">
             <w:r>
               <w:rPr>
                 <w:rStyle w:val="Hipervnculo"/>
@@ -1613,7 +1611,7 @@
                 <w:noProof/>
                 <w:webHidden/>
               </w:rPr>
-              <w:instrText xml:space="preserve"> PAGEREF _Toc242176971 \h </w:instrText>
+              <w:instrText xml:space="preserve"> PAGEREF _Toc243291297 \h </w:instrText>
             </w:r>
             <w:r>
               <w:rPr>
@@ -1659,7 +1657,7 @@
               <w14:ligatures w14:val="none"/>
             </w:rPr>
           </w:pPr>
-          <w:hyperlink w:anchor="_Toc242176972" w:history="1">
+          <w:hyperlink w:anchor="_Toc243291298" w:history="1">
             <w:r>
               <w:rPr>
                 <w:rStyle w:val="Hipervnculo"/>
@@ -1686,7 +1684,7 @@
                 <w:noProof/>
                 <w:webHidden/>
               </w:rPr>
-              <w:instrText xml:space="preserve"> PAGEREF _Toc242176972 \h </w:instrText>
+              <w:instrText xml:space="preserve"> PAGEREF _Toc243291298 \h </w:instrText>
             </w:r>
             <w:r>
               <w:rPr>
@@ -1732,7 +1730,7 @@
               <w14:ligatures w14:val="none"/>
             </w:rPr>
           </w:pPr>
-          <w:hyperlink w:anchor="_Toc242176973" w:history="1">
+          <w:hyperlink w:anchor="_Toc243291299" w:history="1">
             <w:r>
               <w:rPr>
                 <w:rStyle w:val="Hipervnculo"/>
@@ -1759,7 +1757,7 @@
                 <w:noProof/>
                 <w:webHidden/>
               </w:rPr>
-              <w:instrText xml:space="preserve"> PAGEREF _Toc242176973 \h </w:instrText>
+              <w:instrText xml:space="preserve"> PAGEREF _Toc243291299 \h </w:instrText>
             </w:r>
             <w:r>
               <w:rPr>
@@ -1805,7 +1803,7 @@
               <w14:ligatures w14:val="none"/>
             </w:rPr>
           </w:pPr>
-          <w:hyperlink w:anchor="_Toc242176974" w:history="1">
+          <w:hyperlink w:anchor="_Toc243291300" w:history="1">
             <w:r>
               <w:rPr>
                 <w:rStyle w:val="Hipervnculo"/>
@@ -1832,7 +1830,7 @@
                 <w:noProof/>
                 <w:webHidden/>
               </w:rPr>
-              <w:instrText xml:space="preserve"> PAGEREF _Toc242176974 \h </w:instrText>
+              <w:instrText xml:space="preserve"> PAGEREF _Toc243291300 \h </w:instrText>
             </w:r>
             <w:r>
               <w:rPr>
@@ -1878,7 +1876,7 @@
               <w14:ligatures w14:val="none"/>
             </w:rPr>
           </w:pPr>
-          <w:hyperlink w:anchor="_Toc242176975" w:history="1">
+          <w:hyperlink w:anchor="_Toc243291301" w:history="1">
             <w:r>
               <w:rPr>
                 <w:rStyle w:val="Hipervnculo"/>
@@ -1905,7 +1903,7 @@
                 <w:noProof/>
                 <w:webHidden/>
               </w:rPr>
-              <w:instrText xml:space="preserve"> PAGEREF _Toc242176975 \h </w:instrText>
+              <w:instrText xml:space="preserve"> PAGEREF _Toc243291301 \h </w:instrText>
             </w:r>
             <w:r>
               <w:rPr>
@@ -1951,7 +1949,7 @@
               <w14:ligatures w14:val="none"/>
             </w:rPr>
           </w:pPr>
-          <w:hyperlink w:anchor="_Toc242176976" w:history="1">
+          <w:hyperlink w:anchor="_Toc243291302" w:history="1">
             <w:r>
               <w:rPr>
                 <w:rStyle w:val="Hipervnculo"/>
@@ -1978,7 +1976,7 @@
                 <w:noProof/>
                 <w:webHidden/>
               </w:rPr>
-              <w:instrText xml:space="preserve"> PAGEREF _Toc242176976 \h </w:instrText>
+              <w:instrText xml:space="preserve"> PAGEREF _Toc243291302 \h </w:instrText>
             </w:r>
             <w:r>
               <w:rPr>
@@ -2024,7 +2022,7 @@
               <w14:ligatures w14:val="none"/>
             </w:rPr>
           </w:pPr>
-          <w:hyperlink w:anchor="_Toc242176977" w:history="1">
+          <w:hyperlink w:anchor="_Toc243291303" w:history="1">
             <w:r>
               <w:rPr>
                 <w:rStyle w:val="Hipervnculo"/>
@@ -2051,7 +2049,7 @@
                 <w:noProof/>
                 <w:webHidden/>
               </w:rPr>
-              <w:instrText xml:space="preserve"> PAGEREF _Toc242176977 \h </w:instrText>
+              <w:instrText xml:space="preserve"> PAGEREF _Toc243291303 \h </w:instrText>
             </w:r>
             <w:r>
               <w:rPr>
@@ -2097,7 +2095,7 @@
               <w14:ligatures w14:val="none"/>
             </w:rPr>
           </w:pPr>
-          <w:hyperlink w:anchor="_Toc242176978" w:history="1">
+          <w:hyperlink w:anchor="_Toc243291304" w:history="1">
             <w:r>
               <w:rPr>
                 <w:rStyle w:val="Hipervnculo"/>
@@ -2124,7 +2122,7 @@
                 <w:noProof/>
                 <w:webHidden/>
               </w:rPr>
-              <w:instrText xml:space="preserve"> PAGEREF _Toc242176978 \h </w:instrText>
+              <w:instrText xml:space="preserve"> PAGEREF _Toc243291304 \h </w:instrText>
             </w:r>
             <w:r>
               <w:rPr>
@@ -2170,7 +2168,7 @@
               <w14:ligatures w14:val="none"/>
             </w:rPr>
           </w:pPr>
-          <w:hyperlink w:anchor="_Toc242176979" w:history="1">
+          <w:hyperlink w:anchor="_Toc243291305" w:history="1">
             <w:r>
               <w:rPr>
                 <w:rStyle w:val="Hipervnculo"/>
@@ -2197,7 +2195,7 @@
                 <w:noProof/>
                 <w:webHidden/>
               </w:rPr>
-              <w:instrText xml:space="preserve"> PAGEREF _Toc242176979 \h </w:instrText>
+              <w:instrText xml:space="preserve"> PAGEREF _Toc243291305 \h </w:instrText>
             </w:r>
             <w:r>
               <w:rPr>
@@ -2243,7 +2241,7 @@
               <w14:ligatures w14:val="none"/>
             </w:rPr>
           </w:pPr>
-          <w:hyperlink w:anchor="_Toc242176980" w:history="1">
+          <w:hyperlink w:anchor="_Toc243291306" w:history="1">
             <w:r>
               <w:rPr>
                 <w:rStyle w:val="Hipervnculo"/>
@@ -2270,7 +2268,7 @@
                 <w:noProof/>
                 <w:webHidden/>
               </w:rPr>
-              <w:instrText xml:space="preserve"> PAGEREF _Toc242176980 \h </w:instrText>
+              <w:instrText xml:space="preserve"> PAGEREF _Toc243291306 \h </w:instrText>
             </w:r>
             <w:r>
               <w:rPr>
@@ -2316,7 +2314,7 @@
               <w14:ligatures w14:val="none"/>
             </w:rPr>
           </w:pPr>
-          <w:hyperlink w:anchor="_Toc242176981" w:history="1">
+          <w:hyperlink w:anchor="_Toc243291307" w:history="1">
             <w:r>
               <w:rPr>
                 <w:rStyle w:val="Hipervnculo"/>
@@ -2343,7 +2341,7 @@
                 <w:noProof/>
                 <w:webHidden/>
               </w:rPr>
-              <w:instrText xml:space="preserve"> PAGEREF _Toc242176981 \h </w:instrText>
+              <w:instrText xml:space="preserve"> PAGEREF _Toc243291307 \h </w:instrText>
             </w:r>
             <w:r>
               <w:rPr>
@@ -2389,7 +2387,7 @@
               <w14:ligatures w14:val="none"/>
             </w:rPr>
           </w:pPr>
-          <w:hyperlink w:anchor="_Toc242176982" w:history="1">
+          <w:hyperlink w:anchor="_Toc243291308" w:history="1">
             <w:r>
               <w:rPr>
                 <w:rStyle w:val="Hipervnculo"/>
@@ -2416,7 +2414,7 @@
                 <w:noProof/>
                 <w:webHidden/>
               </w:rPr>
-              <w:instrText xml:space="preserve"> PAGEREF _Toc242176982 \h </w:instrText>
+              <w:instrText xml:space="preserve"> PAGEREF _Toc243291308 \h </w:instrText>
             </w:r>
             <w:r>
               <w:rPr>
@@ -2462,7 +2460,7 @@
               <w14:ligatures w14:val="none"/>
             </w:rPr>
           </w:pPr>
-          <w:hyperlink w:anchor="_Toc242176983" w:history="1">
+          <w:hyperlink w:anchor="_Toc243291309" w:history="1">
             <w:r>
               <w:rPr>
                 <w:rStyle w:val="Hipervnculo"/>
@@ -2489,7 +2487,7 @@
                 <w:noProof/>
                 <w:webHidden/>
               </w:rPr>
-              <w:instrText xml:space="preserve"> PAGEREF _Toc242176983 \h </w:instrText>
+              <w:instrText xml:space="preserve"> PAGEREF _Toc243291309 \h </w:instrText>
             </w:r>
             <w:r>
               <w:rPr>
@@ -2535,7 +2533,7 @@
               <w14:ligatures w14:val="none"/>
             </w:rPr>
           </w:pPr>
-          <w:hyperlink w:anchor="_Toc242176984" w:history="1">
+          <w:hyperlink w:anchor="_Toc243291310" w:history="1">
             <w:r>
               <w:rPr>
                 <w:rStyle w:val="Hipervnculo"/>
@@ -2562,7 +2560,7 @@
                 <w:noProof/>
                 <w:webHidden/>
               </w:rPr>
-              <w:instrText xml:space="preserve"> PAGEREF _Toc242176984 \h </w:instrText>
+              <w:instrText xml:space="preserve"> PAGEREF _Toc243291310 \h </w:instrText>
             </w:r>
             <w:r>
               <w:rPr>
@@ -2608,7 +2606,7 @@
               <w14:ligatures w14:val="none"/>
             </w:rPr>
           </w:pPr>
-          <w:hyperlink w:anchor="_Toc242176985" w:history="1">
+          <w:hyperlink w:anchor="_Toc243291311" w:history="1">
             <w:r>
               <w:rPr>
                 <w:rStyle w:val="Hipervnculo"/>
@@ -2635,7 +2633,7 @@
                 <w:noProof/>
                 <w:webHidden/>
               </w:rPr>
-              <w:instrText xml:space="preserve"> PAGEREF _Toc242176985 \h </w:instrText>
+              <w:instrText xml:space="preserve"> PAGEREF _Toc243291311 \h </w:instrText>
             </w:r>
             <w:r>
               <w:rPr>
@@ -2681,7 +2679,7 @@
               <w14:ligatures w14:val="none"/>
             </w:rPr>
           </w:pPr>
-          <w:hyperlink w:anchor="_Toc242176986" w:history="1">
+          <w:hyperlink w:anchor="_Toc243291312" w:history="1">
             <w:r>
               <w:rPr>
                 <w:rStyle w:val="Hipervnculo"/>
@@ -2708,7 +2706,7 @@
                 <w:noProof/>
                 <w:webHidden/>
               </w:rPr>
-              <w:instrText xml:space="preserve"> PAGEREF _Toc242176986 \h </w:instrText>
+              <w:instrText xml:space="preserve"> PAGEREF _Toc243291312 \h </w:instrText>
             </w:r>
             <w:r>
               <w:rPr>
@@ -2754,7 +2752,7 @@
               <w14:ligatures w14:val="none"/>
             </w:rPr>
           </w:pPr>
-          <w:hyperlink w:anchor="_Toc242176987" w:history="1">
+          <w:hyperlink w:anchor="_Toc243291313" w:history="1">
             <w:r>
               <w:rPr>
                 <w:rStyle w:val="Hipervnculo"/>
@@ -2781,7 +2779,7 @@
                 <w:noProof/>
                 <w:webHidden/>
               </w:rPr>
-              <w:instrText xml:space="preserve"> PAGEREF _Toc242176987 \h </w:instrText>
+              <w:instrText xml:space="preserve"> PAGEREF _Toc243291313 \h </w:instrText>
             </w:r>
             <w:r>
               <w:rPr>
@@ -2829,12 +2827,12 @@
       <w:pPr>
         <w:pStyle w:val="Titulosgenerales"/>
       </w:pPr>
-      <w:bookmarkStart w:id="1" w:name="_Toc242176957"/>
+      <w:bookmarkStart w:id="0" w:name="_Toc243291283"/>
       <w:r>
         <w:lastRenderedPageBreak/>
         <w:t>Introducción</w:t>
       </w:r>
-      <w:bookmarkEnd w:id="1"/>
+      <w:bookmarkEnd w:id="0"/>
     </w:p>
     <w:p>
       <w:r>
@@ -2851,13 +2849,17 @@
         <w:t>Este componente formativo busca fortalecer en el aprendiz las competencias necesarias para identificar peligros, evaluar condiciones de la escena y aplicar medidas de prevención y control, garantizando intervenciones iniciales seguras, responsables y acordes con los protocolos vigentes. De esta manera, se contribuye a una respuesta efectiva que minimice riesgos y favorezca la atención integral en situaciones que afectan la salud.</w:t>
       </w:r>
     </w:p>
+    <w:p>
+      <w:r>
+        <w:t>Para comprender la importancia del contenido y los temas abordados, se recomienda acceder al siguiente video:</w:t>
+      </w:r>
+    </w:p>
     <w:p/>
-    <w:p/>
-    <w:p/>
     <w:p>
       <w:pPr>
         <w:pStyle w:val="Video"/>
       </w:pPr>
+      <w:bookmarkStart w:id="1" w:name="_GoBack"/>
       <w:r>
         <w:rPr>
           <w:noProof/>
@@ -2929,6 +2931,7 @@
           </wp:anchor>
         </w:drawing>
       </w:r>
+      <w:bookmarkEnd w:id="1"/>
       <w:r>
         <w:t>Fundamentos de la escena y control de riesgos</w:t>
       </w:r>
@@ -3039,7 +3042,7 @@
       <w:pPr>
         <w:pStyle w:val="Ttulo1"/>
       </w:pPr>
-      <w:bookmarkStart w:id="2" w:name="_Toc242176958"/>
+      <w:bookmarkStart w:id="2" w:name="_Toc243291284"/>
       <w:r>
         <w:lastRenderedPageBreak/>
         <w:t>Normatividad básica del primer respondiente</w:t>
@@ -3249,7 +3252,7 @@
       <w:pPr>
         <w:pStyle w:val="Ttulo2"/>
       </w:pPr>
-      <w:bookmarkStart w:id="3" w:name="_Toc242176959"/>
+      <w:bookmarkStart w:id="3" w:name="_Toc243291285"/>
       <w:r>
         <w:t>Responsabilidad civil</w:t>
       </w:r>
@@ -3285,7 +3288,19 @@
         <w:rPr>
           <w:lang w:val="es-419" w:eastAsia="es-CO"/>
         </w:rPr>
-        <w:t>En la atención inicial de emergencias este concepto importa porque el primer respondiente asume una responsabilidad al intervenir. Esa responsabilidad supone actuar con diligencia, con prudencia y dentro de los límites de la propia formación. Aplicar únicamente los procedimientos para los cuales se está capacitado, seguir las guías de primeros auxilios y evitar acciones que agraven la condición del lesionado son las tres conductas que la ley espera.</w:t>
+        <w:t>En la atención inicial de emergencias</w:t>
+      </w:r>
+      <w:r>
+        <w:rPr>
+          <w:lang w:val="es-419" w:eastAsia="es-CO"/>
+        </w:rPr>
+        <w:t>,</w:t>
+      </w:r>
+      <w:r>
+        <w:rPr>
+          <w:lang w:val="es-419" w:eastAsia="es-CO"/>
+        </w:rPr>
+        <w:t xml:space="preserve"> este concepto importa porque el primer respondiente asume una responsabilidad al intervenir. Esa responsabilidad supone actuar con diligencia, con prudencia y dentro de los límites de la propia formación. Aplicar únicamente los procedimientos para los cuales se está capacitado, seguir las guías de primeros auxilios y evitar acciones que agraven la condición del lesionado son las tres conductas que la ley espera.</w:t>
       </w:r>
     </w:p>
     <w:p>
@@ -3479,7 +3494,7 @@
           <w:lang w:val="es-419" w:eastAsia="es-CO"/>
         </w:rPr>
         <w:lastRenderedPageBreak/>
-        <w:t>Ayudar de buena fe y dentro de la propia formación no genera responsabilidad; exceder ese límite para hacer más, puede convertir la ayuda en un daño que la ley obliga a reparar.</w:t>
+        <w:t>Ayudar de buena fe y dentro de la propia formación no genera responsabilidad; exceder ese límite para hacer más puede convertir la ayuda en un daño que la ley obliga a reparar.</w:t>
       </w:r>
     </w:p>
     <w:p>
@@ -3506,7 +3521,7 @@
       <w:pPr>
         <w:pStyle w:val="Ttulo2"/>
       </w:pPr>
-      <w:bookmarkStart w:id="4" w:name="_Toc242176960"/>
+      <w:bookmarkStart w:id="4" w:name="_Toc243291286"/>
       <w:r>
         <w:t>Omisión de socorro, abandono, impericia y negligencia</w:t>
       </w:r>
@@ -3955,7 +3970,19 @@
         <w:rPr>
           <w:lang w:val="es-419" w:eastAsia="es-CO"/>
         </w:rPr>
-        <w:t>La diferencia entre las cuatro no es de grado sino de origen. No intervenir cuando se puede ayudar, especialmente en situaciones evidentes de riesgo vital, puede constituir una falta legal y ética. Sin embargo, intervenir mal también tiene consecuencias, y por eso la impericia y la negligencia merecen un análisis más detenido.</w:t>
+        <w:t>La diferencia entre las cuatro no es de grado</w:t>
+      </w:r>
+      <w:r>
+        <w:rPr>
+          <w:lang w:val="es-419" w:eastAsia="es-CO"/>
+        </w:rPr>
+        <w:t>,</w:t>
+      </w:r>
+      <w:r>
+        <w:rPr>
+          <w:lang w:val="es-419" w:eastAsia="es-CO"/>
+        </w:rPr>
+        <w:t xml:space="preserve"> sino de origen. No intervenir cuando se puede ayudar, especialmente en situaciones evidentes de riesgo vital, puede constituir una falta legal y ética. Sin embargo, intervenir mal también tiene consecuencias, y por eso la impericia y la negligencia merecen un análisis más detenido.</w:t>
       </w:r>
     </w:p>
     <w:p>
@@ -4156,7 +4183,7 @@
       <w:pPr>
         <w:pStyle w:val="Ttulo2"/>
       </w:pPr>
-      <w:bookmarkStart w:id="5" w:name="_Toc242176961"/>
+      <w:bookmarkStart w:id="5" w:name="_Toc243291287"/>
       <w:r>
         <w:t>Consentimiento informado</w:t>
       </w:r>
@@ -4198,7 +4225,19 @@
         <w:rPr>
           <w:lang w:val="es-419" w:eastAsia="es-CO"/>
         </w:rPr>
-        <w:t xml:space="preserve">En una emergencia el diálogo es corto y concreto. Una auxiliar de una empresa de alimentos que atiende a una compañera con una quemadura le dice qué va a hacer y </w:t>
+        <w:t>En una emergencia</w:t>
+      </w:r>
+      <w:r>
+        <w:rPr>
+          <w:lang w:val="es-419" w:eastAsia="es-CO"/>
+        </w:rPr>
+        <w:t>,</w:t>
+      </w:r>
+      <w:r>
+        <w:rPr>
+          <w:lang w:val="es-419" w:eastAsia="es-CO"/>
+        </w:rPr>
+        <w:t xml:space="preserve"> el diálogo es corto y concreto. Una auxiliar de una empresa de alimentos que atiende a una compañera con una quemadura le dice qué va a hacer y </w:t>
       </w:r>
       <w:r>
         <w:rPr>
@@ -4368,7 +4407,7 @@
       <w:pPr>
         <w:pStyle w:val="Ttulo2"/>
       </w:pPr>
-      <w:bookmarkStart w:id="6" w:name="_Toc242176962"/>
+      <w:bookmarkStart w:id="6" w:name="_Toc243291288"/>
       <w:r>
         <w:t>Cadena de custodia</w:t>
       </w:r>
@@ -4875,56 +4914,6 @@
           </w:p>
         </w:tc>
       </w:tr>
-      <w:tr>
-        <w:tc>
-          <w:tcPr>
-            <w:tcW w:w="3320" w:type="dxa"/>
-          </w:tcPr>
-          <w:p>
-            <w:pPr>
-              <w:ind w:firstLine="0"/>
-              <w:rPr>
-                <w:lang w:val="es-419" w:eastAsia="es-CO"/>
-              </w:rPr>
-            </w:pPr>
-            <w:r>
-              <w:t>Aspecto</w:t>
-            </w:r>
-          </w:p>
-        </w:tc>
-        <w:tc>
-          <w:tcPr>
-            <w:tcW w:w="3321" w:type="dxa"/>
-          </w:tcPr>
-          <w:p>
-            <w:pPr>
-              <w:ind w:firstLine="0"/>
-              <w:rPr>
-                <w:lang w:val="es-419" w:eastAsia="es-CO"/>
-              </w:rPr>
-            </w:pPr>
-            <w:r>
-              <w:t>Acción del primer respondiente</w:t>
-            </w:r>
-          </w:p>
-        </w:tc>
-        <w:tc>
-          <w:tcPr>
-            <w:tcW w:w="3321" w:type="dxa"/>
-          </w:tcPr>
-          <w:p>
-            <w:pPr>
-              <w:ind w:firstLine="0"/>
-              <w:rPr>
-                <w:lang w:val="es-419" w:eastAsia="es-CO"/>
-              </w:rPr>
-            </w:pPr>
-            <w:r>
-              <w:t>Finalidad</w:t>
-            </w:r>
-          </w:p>
-        </w:tc>
-      </w:tr>
     </w:tbl>
     <w:p>
       <w:pPr>
@@ -4955,14 +4944,14 @@
         <w:rPr>
           <w:lang w:val="es-419" w:eastAsia="es-CO"/>
         </w:rPr>
-        <w:t xml:space="preserve">Aunque la verificación de estos atributos corresponde a la Policía Judicial, el </w:t>
+        <w:t xml:space="preserve">Aunque la verificación de estos atributos corresponde a la Policía Judicial, el primer respondiente debe preservarlos durante los primeros minutos, mientras se </w:t>
       </w:r>
       <w:r>
         <w:rPr>
           <w:lang w:val="es-419" w:eastAsia="es-CO"/>
         </w:rPr>
         <w:lastRenderedPageBreak/>
-        <w:t>primer respondiente debe preservarlos durante los primeros minutos, mientras se produce la llegada del personal especializado</w:t>
+        <w:t>produce la llegada del personal especializado</w:t>
       </w:r>
       <w:r>
         <w:rPr>
@@ -5116,7 +5105,7 @@
       <w:pPr>
         <w:pStyle w:val="Ttulo1"/>
       </w:pPr>
-      <w:bookmarkStart w:id="7" w:name="_Toc242176963"/>
+      <w:bookmarkStart w:id="7" w:name="_Toc243291289"/>
       <w:r>
         <w:lastRenderedPageBreak/>
         <w:t>Escena, incidente y riesgos</w:t>
@@ -5146,7 +5135,19 @@
         <w:rPr>
           <w:lang w:val="es-419" w:eastAsia="es-CO"/>
         </w:rPr>
-        <w:t>La distinción tiene consecuencias prácticas. Una misma lesión, una fractura de pierna, por ejemplo, exige acciones distintas si ocurre en la cocina de una casa, en una carretera de montaña o en una planta de producción con maquinaria en movimiento. Lo que cambia no es la lesión sino la escena, y con ella el conjunto de peligros que deben controlarse antes de intervenir.</w:t>
+        <w:t>La distinción tiene consecuencias prácticas. Una misma lesión, una fractura de pierna, por ejemplo, exige acciones distintas si ocurre en la cocina de una casa, en una carretera de montaña o en una planta de producción con maquinaria en movimiento. Lo que cambia no es la lesión</w:t>
+      </w:r>
+      <w:r>
+        <w:rPr>
+          <w:lang w:val="es-419" w:eastAsia="es-CO"/>
+        </w:rPr>
+        <w:t>,</w:t>
+      </w:r>
+      <w:r>
+        <w:rPr>
+          <w:lang w:val="es-419" w:eastAsia="es-CO"/>
+        </w:rPr>
+        <w:t xml:space="preserve"> sino la escena, y con ella el conjunto de peligros que deben controlarse antes de intervenir.</w:t>
       </w:r>
     </w:p>
     <w:p>
@@ -5338,7 +5339,7 @@
       <w:pPr>
         <w:pStyle w:val="Ttulo2"/>
       </w:pPr>
-      <w:bookmarkStart w:id="8" w:name="_Toc242176964"/>
+      <w:bookmarkStart w:id="8" w:name="_Toc243291290"/>
       <w:r>
         <w:lastRenderedPageBreak/>
         <w:t>Escena y sus tipos</w:t>
@@ -5917,7 +5918,19 @@
         <w:rPr>
           <w:lang w:val="es-419" w:eastAsia="es-CO"/>
         </w:rPr>
-        <w:t>: antes de entrar se reconocen el fuego, el humo, el tránsito, los cables, las estructuras dañadas o las personas agresivas que puedan afectar a quien se acerca.</w:t>
+        <w:t>: antes de entrar</w:t>
+      </w:r>
+      <w:r>
+        <w:rPr>
+          <w:lang w:val="es-419" w:eastAsia="es-CO"/>
+        </w:rPr>
+        <w:t>,</w:t>
+      </w:r>
+      <w:r>
+        <w:rPr>
+          <w:lang w:val="es-419" w:eastAsia="es-CO"/>
+        </w:rPr>
+        <w:t xml:space="preserve"> se reconocen el fuego, el humo, el tránsito, los cables, las estructuras dañadas o las personas agresivas que puedan afectar a quien se acerca.</w:t>
       </w:r>
     </w:p>
     <w:p>
@@ -6032,7 +6045,7 @@
       <w:pPr>
         <w:pStyle w:val="Ttulo2"/>
       </w:pPr>
-      <w:bookmarkStart w:id="9" w:name="_Toc242176965"/>
+      <w:bookmarkStart w:id="9" w:name="_Toc243291291"/>
       <w:r>
         <w:lastRenderedPageBreak/>
         <w:t>Incidente</w:t>
@@ -6164,7 +6177,31 @@
         <w:rPr>
           <w:lang w:val="es-419" w:eastAsia="es-CO"/>
         </w:rPr>
-        <w:t>Las tres condiciones se valoran juntas, porque ninguna explica el incidente por sí sola. El mecanismo indica el tipo de daño, la energía su posible gravedad y el ambiente las complicaciones que pueden sumarse. Un caso sencillo permite comprobarlo.</w:t>
+        <w:t>Las tres condiciones se valoran juntas, porque ninguna explica el incidente por sí sola. El mecanismo indica el tipo de daño, la energía</w:t>
+      </w:r>
+      <w:r>
+        <w:rPr>
+          <w:lang w:val="es-419" w:eastAsia="es-CO"/>
+        </w:rPr>
+        <w:t>,</w:t>
+      </w:r>
+      <w:r>
+        <w:rPr>
+          <w:lang w:val="es-419" w:eastAsia="es-CO"/>
+        </w:rPr>
+        <w:t xml:space="preserve"> su posible gravedad y el ambiente</w:t>
+      </w:r>
+      <w:r>
+        <w:rPr>
+          <w:lang w:val="es-419" w:eastAsia="es-CO"/>
+        </w:rPr>
+        <w:t>,</w:t>
+      </w:r>
+      <w:r>
+        <w:rPr>
+          <w:lang w:val="es-419" w:eastAsia="es-CO"/>
+        </w:rPr>
+        <w:t xml:space="preserve"> las complicaciones que pueden sumarse. Un caso sencillo permite comprobarlo.</w:t>
       </w:r>
     </w:p>
     <w:p>
@@ -6312,7 +6349,7 @@
       <w:pPr>
         <w:pStyle w:val="Ttulo2"/>
       </w:pPr>
-      <w:bookmarkStart w:id="10" w:name="_Toc242176966"/>
+      <w:bookmarkStart w:id="10" w:name="_Toc243291292"/>
       <w:r>
         <w:t>Evaluación de la escena</w:t>
       </w:r>
@@ -6433,7 +6470,19 @@
         <w:rPr>
           <w:lang w:val="es-419" w:eastAsia="es-CO"/>
         </w:rPr>
-        <w:t>En todos los casos el riesgo aparece después de la primera valoración y no antes. Quien la da por terminada al llegar queda expuesto a un peligro que no existía cuando decidió acercarse.</w:t>
+        <w:t>En todos los casos</w:t>
+      </w:r>
+      <w:r>
+        <w:rPr>
+          <w:lang w:val="es-419" w:eastAsia="es-CO"/>
+        </w:rPr>
+        <w:t>,</w:t>
+      </w:r>
+      <w:r>
+        <w:rPr>
+          <w:lang w:val="es-419" w:eastAsia="es-CO"/>
+        </w:rPr>
+        <w:t xml:space="preserve"> el riesgo aparece después de la primera valoración y no antes. Quien la da por terminada al llegar queda expuesto a un peligro que no existía cuando decidió acercarse.</w:t>
       </w:r>
     </w:p>
     <w:p>
@@ -6466,7 +6515,19 @@
         <w:rPr>
           <w:lang w:val="es-419" w:eastAsia="es-CO"/>
         </w:rPr>
-        <w:t>Los principios orientan el criterio, pero en el lugar de los hechos se traducen en acciones concretas que siguen siempre el mismo orden. Al llegar se inspecciona el conjunto del lugar; luego se identifican los riesgos presentes; con ellos se valora si la seguridad permite intervenir; después se decide cómo actuar y con qué protección, y durante toda la atención se vigila que las condiciones no hayan cambiado. Esos cinco pasos, que se repiten mientras duran en la atención, se describen a continuación:</w:t>
+        <w:t>Los principios orientan el criterio, pero en el lugar de los hechos se traducen en acciones concretas que siguen siempre el mismo orden. Al llegar</w:t>
+      </w:r>
+      <w:r>
+        <w:rPr>
+          <w:lang w:val="es-419" w:eastAsia="es-CO"/>
+        </w:rPr>
+        <w:t>,</w:t>
+      </w:r>
+      <w:r>
+        <w:rPr>
+          <w:lang w:val="es-419" w:eastAsia="es-CO"/>
+        </w:rPr>
+        <w:t xml:space="preserve"> se inspecciona el conjunto del lugar; luego se identifican los riesgos presentes; con ellos se valora si la seguridad permite intervenir; después se decide cómo actuar y con qué protección, y durante toda la atención se vigila que las condiciones no hayan cambiado. Esos cinco pasos, que se repiten mientras duran en la atención, se describen a continuación:</w:t>
       </w:r>
     </w:p>
     <w:p>
@@ -6646,7 +6707,7 @@
       <w:pPr>
         <w:pStyle w:val="Ttulo2"/>
       </w:pPr>
-      <w:bookmarkStart w:id="11" w:name="_Toc242176967"/>
+      <w:bookmarkStart w:id="11" w:name="_Toc243291293"/>
       <w:r>
         <w:t>Tipos de riesgos</w:t>
       </w:r>
@@ -6682,7 +6743,19 @@
         <w:rPr>
           <w:lang w:val="es-419" w:eastAsia="es-CO"/>
         </w:rPr>
-        <w:t>Clasificar los riesgos facilita su identificación y su manejo. Cada categoría se asocia con un tipo de daño y con medidas de control propias. De ahí que la clasificación no sea un ejercicio teórico sino una herramienta para decidir con rapidez qué hacer frente a cada peligro.</w:t>
+        <w:t>Clasificar los riesgos facilita su identificación y su manejo. Cada categoría se asocia con un tipo de daño y con medidas de control propias. De ahí que la clasificación no sea un ejercicio teórico</w:t>
+      </w:r>
+      <w:r>
+        <w:rPr>
+          <w:lang w:val="es-419" w:eastAsia="es-CO"/>
+        </w:rPr>
+        <w:t>,</w:t>
+      </w:r>
+      <w:r>
+        <w:rPr>
+          <w:lang w:val="es-419" w:eastAsia="es-CO"/>
+        </w:rPr>
+        <w:t xml:space="preserve"> sino una herramienta para decidir con rapidez qué hacer frente a cada peligro.</w:t>
       </w:r>
     </w:p>
     <w:p>
@@ -7253,7 +7326,19 @@
           <w:lang w:val="es-419" w:eastAsia="es-CO"/>
         </w:rPr>
         <w:lastRenderedPageBreak/>
-        <w:t>Cuando en una escena coinciden varios peligros no es posible controlarlos todos al mismo tiempo</w:t>
+        <w:t>Cuando en una escena coinciden varios peligros</w:t>
+      </w:r>
+      <w:r>
+        <w:rPr>
+          <w:lang w:val="es-419" w:eastAsia="es-CO"/>
+        </w:rPr>
+        <w:t>,</w:t>
+      </w:r>
+      <w:r>
+        <w:rPr>
+          <w:lang w:val="es-419" w:eastAsia="es-CO"/>
+        </w:rPr>
+        <w:t xml:space="preserve"> no es posible controlarlos todos al mismo tiempo</w:t>
       </w:r>
       <w:r>
         <w:t xml:space="preserve"> </w:t>
@@ -7386,7 +7471,7 @@
       <w:r>
         <w:t xml:space="preserve"> </w:t>
       </w:r>
-      <w:bookmarkStart w:id="12" w:name="_Toc242176968"/>
+      <w:bookmarkStart w:id="12" w:name="_Toc243291294"/>
       <w:r>
         <w:t>Reducción del riesgo</w:t>
       </w:r>
@@ -7422,7 +7507,19 @@
         <w:rPr>
           <w:lang w:val="es-419" w:eastAsia="es-CO"/>
         </w:rPr>
-        <w:t>Lo que distingue esta etapa de las anteriores es que ya no se trata de saber, sino de hacer. Hasta aquí el primer respondiente ha reconocido el lugar, comprendido el incidente y ordenado los peligros; ahora debe modificar la realidad para que la atención sea posible. Esa acción no exige equipos especiales ni conocimientos técnicos, sino decisiones tomadas en el orden correcto, desde retirar la fuente del peligro hasta pedir apoyo cuando nada más resulta suficiente.</w:t>
+        <w:t>Lo que distingue esta etapa de las anteriores es que ya no se trata de saber, sino de hacer. Hasta aquí</w:t>
+      </w:r>
+      <w:r>
+        <w:rPr>
+          <w:lang w:val="es-419" w:eastAsia="es-CO"/>
+        </w:rPr>
+        <w:t>,</w:t>
+      </w:r>
+      <w:r>
+        <w:rPr>
+          <w:lang w:val="es-419" w:eastAsia="es-CO"/>
+        </w:rPr>
+        <w:t xml:space="preserve"> el primer respondiente ha reconocido el lugar, comprendido el incidente y ordenado los peligros; ahora debe modificar la realidad para que la atención sea posible. Esa acción no exige equipos especiales ni conocimientos técnicos, sino decisiones tomadas en el orden correcto, desde retirar la fuente del peligro hasta pedir apoyo cuando nada más resulta suficiente.</w:t>
       </w:r>
     </w:p>
     <w:p>
@@ -7650,7 +7747,7 @@
       <w:pPr>
         <w:pStyle w:val="Ttulo1"/>
       </w:pPr>
-      <w:bookmarkStart w:id="13" w:name="_Toc242176969"/>
+      <w:bookmarkStart w:id="13" w:name="_Toc243291295"/>
       <w:r>
         <w:lastRenderedPageBreak/>
         <w:t>Prevención y autocuidado</w:t>
@@ -7667,7 +7764,19 @@
         <w:rPr>
           <w:lang w:val="es-419" w:eastAsia="es-CO"/>
         </w:rPr>
-        <w:t>La mejor emergencia es la que no ocurre. Antes de la escena, del incidente y del riesgo existe un espacio de decisiones cotidianas que determina cuántas veces una persona necesitará ayuda y con qué condición de salud la recibirá. Ese espacio es el de la prevención y el autocuidado, dos nociones que hacen parte de la atención inicial, aunque se ejerzan mucho antes de ella.</w:t>
+        <w:t>La mejor emergencia es la que no ocurre. Antes de la escena, del incidente y del riesgo</w:t>
+      </w:r>
+      <w:r>
+        <w:rPr>
+          <w:lang w:val="es-419" w:eastAsia="es-CO"/>
+        </w:rPr>
+        <w:t>,</w:t>
+      </w:r>
+      <w:r>
+        <w:rPr>
+          <w:lang w:val="es-419" w:eastAsia="es-CO"/>
+        </w:rPr>
+        <w:t xml:space="preserve"> existe un espacio de decisiones cotidianas que determina cuántas veces una persona necesitará ayuda y con qué condición de salud la recibirá. Ese espacio es el de la prevención y el autocuidado, dos nociones que hacen parte de la atención inicial, aunque se ejerzan mucho antes de ella.</w:t>
       </w:r>
     </w:p>
     <w:p>
@@ -7770,7 +7879,19 @@
         <w:rPr>
           <w:lang w:val="es-419" w:eastAsia="es-CO"/>
         </w:rPr>
-        <w:t>Una brigadista de una empresa de logística lo comprueba cada día, pues los compañeros que usan el arnés duermen lo suficiente y mantienen controlada su presión arterial sufren menos accidentes y se recuperan mejor cuando los sufren.</w:t>
+        <w:t>Una brigadista de una empresa de logística lo comprueba cada día, pues los compañeros que usan el arnés duermen lo suficiente y mantienen controlada su presión arterial</w:t>
+      </w:r>
+      <w:r>
+        <w:rPr>
+          <w:lang w:val="es-419" w:eastAsia="es-CO"/>
+        </w:rPr>
+        <w:t>,</w:t>
+      </w:r>
+      <w:r>
+        <w:rPr>
+          <w:lang w:val="es-419" w:eastAsia="es-CO"/>
+        </w:rPr>
+        <w:t xml:space="preserve"> sufren menos accidentes y se recuperan mejor cuando los sufren.</w:t>
       </w:r>
     </w:p>
     <w:p>
@@ -8071,7 +8192,7 @@
       <w:pPr>
         <w:pStyle w:val="Ttulo2"/>
       </w:pPr>
-      <w:bookmarkStart w:id="14" w:name="_Toc242176970"/>
+      <w:bookmarkStart w:id="14" w:name="_Toc243291296"/>
       <w:r>
         <w:t>Autocuidado y estilos de vida saludable</w:t>
       </w:r>
@@ -8296,7 +8417,7 @@
       <w:pPr>
         <w:pStyle w:val="Ttulo2"/>
       </w:pPr>
-      <w:bookmarkStart w:id="15" w:name="_Toc242176971"/>
+      <w:bookmarkStart w:id="15" w:name="_Toc243291297"/>
       <w:r>
         <w:t>Prevención de enfermedades</w:t>
       </w:r>
@@ -8531,7 +8652,7 @@
       <w:pPr>
         <w:pStyle w:val="Ttulo2"/>
       </w:pPr>
-      <w:bookmarkStart w:id="16" w:name="_Toc242176972"/>
+      <w:bookmarkStart w:id="16" w:name="_Toc243291298"/>
       <w:r>
         <w:lastRenderedPageBreak/>
         <w:t>Prevención de lesiones en el hogar, la vía pública y el trabajo</w:t>
@@ -8683,7 +8804,19 @@
         <w:rPr>
           <w:lang w:val="es-419" w:eastAsia="es-CO"/>
         </w:rPr>
-        <w:t>En los tres entornos la prevención sigue la misma lógica, que consiste en reconocer el peligro antes de que se materialice, mantener condiciones seguras y adoptar conductas que reduzcan la exposición. Lo que cambia es quién tiene la responsabilidad de hacerlo, es decir, la familia en el hogar, cada usuario en la vía y el empleador con sus trabajadores en el ámbito laboral.</w:t>
+        <w:t>En los tres entornos</w:t>
+      </w:r>
+      <w:r>
+        <w:rPr>
+          <w:lang w:val="es-419" w:eastAsia="es-CO"/>
+        </w:rPr>
+        <w:t>,</w:t>
+      </w:r>
+      <w:r>
+        <w:rPr>
+          <w:lang w:val="es-419" w:eastAsia="es-CO"/>
+        </w:rPr>
+        <w:t xml:space="preserve"> la prevención sigue la misma lógica, que consiste en reconocer el peligro antes de que se materialice, mantener condiciones seguras y adoptar conductas que reduzcan la exposición. Lo que cambia es quién tiene la responsabilidad de hacerlo, es decir, la familia en el hogar, cada usuario en la vía y el empleador con sus trabajadores en el ámbito laboral.</w:t>
       </w:r>
     </w:p>
     <w:p>
@@ -8863,7 +8996,19 @@
         <w:rPr>
           <w:lang w:val="es-419" w:eastAsia="es-CO"/>
         </w:rPr>
-        <w:t>Aun con la mejor prevención, los incidentes siguen ocurriendo, y cuando eso pasa la atención inicial se enfrenta a un lugar que todavía puede lesionar. Las medidas que evitan el daño en la vida cotidiana tienen entonces un equivalente inmediato, que consiste en volver seguro el sitio antes de intervenir. Ese aseguramiento tiene sus propias normas, unos factores que se valoran en segundos y unas herramientas para proteger a quien interviene y advertir a los demás, y a ellos se dedica el siguiente recorrido.</w:t>
+        <w:t>Aun con la mejor prevención, los incidentes siguen ocurriendo, y cuando eso pasa</w:t>
+      </w:r>
+      <w:r>
+        <w:rPr>
+          <w:lang w:val="es-419" w:eastAsia="es-CO"/>
+        </w:rPr>
+        <w:t>,</w:t>
+      </w:r>
+      <w:r>
+        <w:rPr>
+          <w:lang w:val="es-419" w:eastAsia="es-CO"/>
+        </w:rPr>
+        <w:t xml:space="preserve"> la atención inicial se enfrenta a un lugar que todavía puede lesionar. Las medidas que evitan el daño en la vida cotidiana tienen entonces un equivalente inmediato, que consiste en volver seguro el sitio antes de intervenir. Ese aseguramiento tiene sus propias normas, unos factores que se valoran en segundos y unas herramientas para proteger a quien interviene y advertir a los demás, y a ellos se dedica el siguiente recorrido.</w:t>
       </w:r>
     </w:p>
     <w:p>
@@ -8885,7 +9030,7 @@
       <w:pPr>
         <w:pStyle w:val="Ttulo1"/>
       </w:pPr>
-      <w:bookmarkStart w:id="17" w:name="_Toc242176973"/>
+      <w:bookmarkStart w:id="17" w:name="_Toc243291299"/>
       <w:r>
         <w:lastRenderedPageBreak/>
         <w:t>Seguridad y aseguramiento de la escena</w:t>
@@ -9257,7 +9402,14 @@
                 <w:b/>
                 <w:bCs/>
               </w:rPr>
-              <w:t>. Sintonía Contable: El lenguaje de los negocios</w:t>
+              <w:t xml:space="preserve">. </w:t>
+            </w:r>
+            <w:r>
+              <w:rPr>
+                <w:b/>
+                <w:bCs/>
+              </w:rPr>
+              <w:t>Asegurar la escena: el minuto que protege a todos</w:t>
             </w:r>
           </w:p>
         </w:tc>
@@ -9676,6 +9828,12 @@
         <w:rPr>
           <w:lang w:val="es-419" w:eastAsia="es-CO"/>
         </w:rPr>
+        <w:t>,</w:t>
+      </w:r>
+      <w:r>
+        <w:rPr>
+          <w:lang w:val="es-419" w:eastAsia="es-CO"/>
+        </w:rPr>
         <w:t xml:space="preserve"> conviene reconstruir el orden en que se presentan las ideas, porque ese orden es el mismo que se sigue en una escena real. Primero se recuerdan las normas que gobiernan la conducta, luego se formulan las tres preguntas y, solo entonces, se eligen la protección y las señales. Contrastar ese recorrido con lo que cada persona haría por instinto revela los pasos que suelen omitirse.</w:t>
       </w:r>
     </w:p>
@@ -9703,7 +9861,7 @@
       <w:pPr>
         <w:pStyle w:val="Ttulo2"/>
       </w:pPr>
-      <w:bookmarkStart w:id="18" w:name="_Toc242176974"/>
+      <w:bookmarkStart w:id="18" w:name="_Toc243291300"/>
       <w:r>
         <w:t>Normas de seguridad</w:t>
       </w:r>
@@ -10056,7 +10214,7 @@
       <w:pPr>
         <w:pStyle w:val="Ttulo2"/>
       </w:pPr>
-      <w:bookmarkStart w:id="19" w:name="_Toc242176975"/>
+      <w:bookmarkStart w:id="19" w:name="_Toc243291301"/>
       <w:r>
         <w:lastRenderedPageBreak/>
         <w:t>Factores básicos para asegurar la escena</w:t>
@@ -10468,7 +10626,7 @@
       <w:r>
         <w:t xml:space="preserve"> </w:t>
       </w:r>
-      <w:bookmarkStart w:id="20" w:name="_Toc242176976"/>
+      <w:bookmarkStart w:id="20" w:name="_Toc243291302"/>
       <w:r>
         <w:t>Elementos de protección y señalización</w:t>
       </w:r>
@@ -10676,7 +10834,19 @@
         <w:rPr>
           <w:lang w:val="es-419" w:eastAsia="es-CO"/>
         </w:rPr>
-        <w:t>Para que la señalización cumpla su función debe ser perceptible, clara y estar ubicada de manera estratégica. Los elementos deben identificarse con facilidad, comprenderse sin explicación y colocarse a una distancia que advierta el riesgo con anticipación. Con frecuencia el respondiente improvisa con lo que tiene, como un vehículo con luces de emergencia, una prenda de color vivo, una rama.</w:t>
+        <w:t>Para que la señalización cumpla su función</w:t>
+      </w:r>
+      <w:r>
+        <w:rPr>
+          <w:lang w:val="es-419" w:eastAsia="es-CO"/>
+        </w:rPr>
+        <w:t>,</w:t>
+      </w:r>
+      <w:r>
+        <w:rPr>
+          <w:lang w:val="es-419" w:eastAsia="es-CO"/>
+        </w:rPr>
+        <w:t xml:space="preserve"> debe ser perceptible, clara y estar ubicada de manera estratégica. Los elementos deben identificarse con facilidad, comprenderse sin explicación y colocarse a una distancia que advierta el riesgo con anticipación. Con frecuencia el respondiente improvisa con lo que tiene, como un vehículo con luces de emergencia, una prenda de color vivo, una rama.</w:t>
       </w:r>
     </w:p>
     <w:p>
@@ -10830,7 +11000,7 @@
       <w:pPr>
         <w:pStyle w:val="Ttulo2"/>
       </w:pPr>
-      <w:bookmarkStart w:id="21" w:name="_Toc242176977"/>
+      <w:bookmarkStart w:id="21" w:name="_Toc243291303"/>
       <w:r>
         <w:t>Balizaje</w:t>
       </w:r>
@@ -11026,7 +11196,19 @@
         <w:rPr>
           <w:lang w:val="es-419" w:eastAsia="es-CO"/>
         </w:rPr>
-        <w:t xml:space="preserve"> pero sin visibilidad nocturna, o perceptible pero mal ubicado, deja la escena expuesta. Ninguno compensa la ausencia de otro, ya que cada uno resuelve una parte distinta del problema, esto es, cuándo advertir, cómo desviar, con qué hacerse notar y durante cuánto tiempo sostener la protección. Por esa razón el balizaje se evalúa como un conjunto y no dispositivo por dispositivo.</w:t>
+        <w:t xml:space="preserve"> pero sin visibilidad nocturna, o perceptible pero mal ubicado, deja la escena expuesta. Ninguno compensa la ausencia de otro, ya que cada uno resuelve una parte distinta del problema, esto es, cuándo advertir, cómo desviar, con qué hacerse notar y durante cuánto tiempo sostener la protección. Por esa razón</w:t>
+      </w:r>
+      <w:r>
+        <w:rPr>
+          <w:lang w:val="es-419" w:eastAsia="es-CO"/>
+        </w:rPr>
+        <w:t>,</w:t>
+      </w:r>
+      <w:r>
+        <w:rPr>
+          <w:lang w:val="es-419" w:eastAsia="es-CO"/>
+        </w:rPr>
+        <w:t xml:space="preserve"> el balizaje se evalúa como un conjunto y no dispositivo por dispositivo.</w:t>
       </w:r>
     </w:p>
     <w:p>
@@ -11250,7 +11432,7 @@
       <w:pPr>
         <w:pStyle w:val="Ttulo1"/>
       </w:pPr>
-      <w:bookmarkStart w:id="22" w:name="_Toc242176978"/>
+      <w:bookmarkStart w:id="22" w:name="_Toc243291304"/>
       <w:r>
         <w:lastRenderedPageBreak/>
         <w:t>Bioseguridad y sistema de emergencias médicas</w:t>
@@ -11280,7 +11462,7 @@
         <w:rPr>
           <w:lang w:val="es-419" w:eastAsia="es-CO"/>
         </w:rPr>
-        <w:t>No es una acción puntual sino</w:t>
+        <w:t>No es una acción puntual</w:t>
       </w:r>
       <w:r>
         <w:rPr>
@@ -11292,7 +11474,7 @@
         <w:rPr>
           <w:lang w:val="es-419" w:eastAsia="es-CO"/>
         </w:rPr>
-        <w:t xml:space="preserve"> un proceso continuo</w:t>
+        <w:t xml:space="preserve"> sino un proceso continuo</w:t>
       </w:r>
       <w:r>
         <w:rPr>
@@ -11496,7 +11678,19 @@
         <w:rPr>
           <w:lang w:val="es-419" w:eastAsia="es-CO"/>
         </w:rPr>
-        <w:t>Los cinco apartados completan el recorrido iniciado con la normatividad, porque cada uno resuelve una parte de lo que ocurre después de asegurar el lugar. Quien conoce sus deberes, valora la escena, previene y protege el área llega a este punto con el entorno bajo control, aunque todavía expuesto a lo que no se ve. Lo que sigue es aprender a interponer barreras, a pedir ayuda con precisión y a disponer de los elementos que hacen posible la atención.</w:t>
+        <w:t>Los cinco apartados completan el recorrido iniciado con la normatividad, porque cada uno resuelve una parte de lo que ocurre después de asegurar el lugar. Quien conoce sus deberes, valora la escena, previene y protege el área</w:t>
+      </w:r>
+      <w:r>
+        <w:rPr>
+          <w:lang w:val="es-419" w:eastAsia="es-CO"/>
+        </w:rPr>
+        <w:t>,</w:t>
+      </w:r>
+      <w:r>
+        <w:rPr>
+          <w:lang w:val="es-419" w:eastAsia="es-CO"/>
+        </w:rPr>
+        <w:t xml:space="preserve"> llega a este punto con el entorno bajo control, aunque todavía expuesto a lo que no se ve. Lo que sigue es aprender a interponer barreras, a pedir ayuda con precisión y a disponer de los elementos que hacen posible la atención.</w:t>
       </w:r>
     </w:p>
     <w:p>
@@ -11510,7 +11704,7 @@
       <w:pPr>
         <w:pStyle w:val="Ttulo2"/>
       </w:pPr>
-      <w:bookmarkStart w:id="23" w:name="_Toc242176979"/>
+      <w:bookmarkStart w:id="23" w:name="_Toc243291305"/>
       <w:r>
         <w:lastRenderedPageBreak/>
         <w:t>Principios y elementos de protección personal</w:t>
@@ -11623,7 +11817,19 @@
         <w:rPr>
           <w:lang w:val="es-419" w:eastAsia="es-CO"/>
         </w:rPr>
-        <w:t>: se interponen elementos de protección personal que evitan el contacto directo con fluidos o materiales contaminados. En el terreno: guantes, mascarilla o gafas según el riesgo, y a falta de ellos una bolsa o una tela limpia como barrera.</w:t>
+        <w:t>: se interponen elementos de protección personal que evitan el contacto directo con fluidos o materiales contaminados. En el terreno: guantes, mascarilla o gafas según el riesgo, y a falta de ellos</w:t>
+      </w:r>
+      <w:r>
+        <w:rPr>
+          <w:lang w:val="es-419" w:eastAsia="es-CO"/>
+        </w:rPr>
+        <w:t>,</w:t>
+      </w:r>
+      <w:r>
+        <w:rPr>
+          <w:lang w:val="es-419" w:eastAsia="es-CO"/>
+        </w:rPr>
+        <w:t xml:space="preserve"> una bolsa o una tela limpia como barrera.</w:t>
       </w:r>
     </w:p>
     <w:p>
@@ -11821,7 +12027,7 @@
       <w:pPr>
         <w:pStyle w:val="Ttulo2"/>
       </w:pPr>
-      <w:bookmarkStart w:id="24" w:name="_Toc242176980"/>
+      <w:bookmarkStart w:id="24" w:name="_Toc243291306"/>
       <w:r>
         <w:t>Técnicas de bioseguridad</w:t>
       </w:r>
@@ -11857,7 +12063,19 @@
         <w:rPr>
           <w:lang w:val="es-419" w:eastAsia="es-CO"/>
         </w:rPr>
-        <w:t>Su aplicación adecuada mantiene condiciones seguras en la escena, reduce el riesgo de contaminación cruzada y garantiza una atención responsable. Las técnicas no son acciones aisladas sino parte de un proceso sistemático que acompaña toda la intervención, y su eficacia depende de la disciplina, de la conciencia del riesgo y de la adherencia a los protocolos.</w:t>
+        <w:t>Su aplicación adecuada mantiene condiciones seguras en la escena, reduce el riesgo de contaminación cruzada y garantiza una atención responsable. Las técnicas no son acciones aisladas</w:t>
+      </w:r>
+      <w:r>
+        <w:rPr>
+          <w:lang w:val="es-419" w:eastAsia="es-CO"/>
+        </w:rPr>
+        <w:t>,</w:t>
+      </w:r>
+      <w:r>
+        <w:rPr>
+          <w:lang w:val="es-419" w:eastAsia="es-CO"/>
+        </w:rPr>
+        <w:t xml:space="preserve"> sino parte de un proceso sistemático que acompaña toda la intervención, y su eficacia depende de la disciplina, de la conciencia del riesgo y de la adherencia a los protocolos.</w:t>
       </w:r>
     </w:p>
     <w:p>
@@ -12288,15 +12506,27 @@
     </w:p>
     <w:p>
       <w:pPr>
-        <w:rPr>
-          <w:lang w:val="es-419" w:eastAsia="es-CO"/>
-        </w:rPr>
-      </w:pPr>
-      <w:r>
-        <w:rPr>
-          <w:lang w:val="es-419" w:eastAsia="es-CO"/>
-        </w:rPr>
-        <w:t xml:space="preserve">Higiene de manos: técnica de lavado o desinfección que elimina los microorganismos presentes en la piel; se realiza antes y después de cada atención para interrumpir la cadena de transmisión de los agentes infecciosos que se alojan en las manos. </w:t>
+        <w:pStyle w:val="Prrafodelista"/>
+        <w:numPr>
+          <w:ilvl w:val="0"/>
+          <w:numId w:val="48"/>
+        </w:numPr>
+        <w:rPr>
+          <w:lang w:val="es-419" w:eastAsia="es-CO"/>
+        </w:rPr>
+      </w:pPr>
+      <w:r>
+        <w:rPr>
+          <w:b/>
+          <w:lang w:val="es-419" w:eastAsia="es-CO"/>
+        </w:rPr>
+        <w:t>Higiene de manos</w:t>
+      </w:r>
+      <w:r>
+        <w:rPr>
+          <w:lang w:val="es-419" w:eastAsia="es-CO"/>
+        </w:rPr>
+        <w:t xml:space="preserve">: técnica de lavado o desinfección que elimina los microorganismos presentes en la piel; se realiza antes y después de cada atención para interrumpir la cadena de transmisión de los agentes infecciosos que se alojan en las manos. </w:t>
       </w:r>
     </w:p>
     <w:p>
@@ -12525,7 +12755,7 @@
       <w:pPr>
         <w:pStyle w:val="Ttulo2"/>
       </w:pPr>
-      <w:bookmarkStart w:id="25" w:name="_Toc242176981"/>
+      <w:bookmarkStart w:id="25" w:name="_Toc243291307"/>
       <w:r>
         <w:t>Riesgo biológico y mecanismos de transmisión</w:t>
       </w:r>
@@ -12574,7 +12804,19 @@
         <w:rPr>
           <w:lang w:val="es-419" w:eastAsia="es-CO"/>
         </w:rPr>
-        <w:t>La transmisión no ocurre de manera aislada sino a través de un proceso en el que intervienen una fuente de infección, un mecanismo de transmisión y una persona susceptible. Ese proceso se conoce como cadena de transmisión, y comprenderlo señala dónde es posible intervenir para interrumpirla.</w:t>
+        <w:t>La transmisión no ocurre de manera aislada</w:t>
+      </w:r>
+      <w:r>
+        <w:rPr>
+          <w:lang w:val="es-419" w:eastAsia="es-CO"/>
+        </w:rPr>
+        <w:t>,</w:t>
+      </w:r>
+      <w:r>
+        <w:rPr>
+          <w:lang w:val="es-419" w:eastAsia="es-CO"/>
+        </w:rPr>
+        <w:t xml:space="preserve"> sino a través de un proceso en el que intervienen una fuente de infección, un mecanismo de transmisión y una persona susceptible. Ese proceso se conoce como cadena de transmisión, y comprenderlo señala dónde es posible intervenir para interrumpirla.</w:t>
       </w:r>
     </w:p>
     <w:p>
@@ -12784,7 +13026,19 @@
         <w:rPr>
           <w:lang w:val="es-419" w:eastAsia="es-CO"/>
         </w:rPr>
-        <w:t>Para romper el eslabón es necesario reconocerlo en la escena, porque el mecanismo de transmisión no se presenta con un nombre sino como un gesto cotidiano, ya sea una mano sin guante, unas tijeras reutilizadas o una tos cercana. Cada mecanismo tiene una señal que lo delata y una barrera que lo interrumpe, y saber asociarlas es lo que convierte la bioseguridad en una práctica y no en una lista. En la atención de emergencias operan cuatro mecanismos:</w:t>
+        <w:t>Para romper el eslabón es necesario reconocerlo en la escena, porque el mecanismo de transmisión no se presenta con un nombre</w:t>
+      </w:r>
+      <w:r>
+        <w:rPr>
+          <w:lang w:val="es-419" w:eastAsia="es-CO"/>
+        </w:rPr>
+        <w:t>,</w:t>
+      </w:r>
+      <w:r>
+        <w:rPr>
+          <w:lang w:val="es-419" w:eastAsia="es-CO"/>
+        </w:rPr>
+        <w:t xml:space="preserve"> sino como un gesto cotidiano, ya sea una mano sin guante, unas tijeras reutilizadas o una tos cercana. Cada mecanismo tiene una señal que lo delata y una barrera que lo interrumpe, y saber asociarlas es lo que convierte la bioseguridad en una práctica y no en una lista. En la atención de emergencias operan cuatro mecanismos:</w:t>
       </w:r>
     </w:p>
     <w:p>
@@ -12932,7 +13186,7 @@
       <w:pPr>
         <w:pStyle w:val="Ttulo2"/>
       </w:pPr>
-      <w:bookmarkStart w:id="26" w:name="_Toc242176982"/>
+      <w:bookmarkStart w:id="26" w:name="_Toc243291308"/>
       <w:r>
         <w:t>Sistema de emergencias médicas</w:t>
       </w:r>
@@ -13366,7 +13620,19 @@
         <w:rPr>
           <w:lang w:val="es-419" w:eastAsia="es-CO"/>
         </w:rPr>
-        <w:t>La llamada al 123 no es el final de la ayuda sino su multiplicación, porque convierte a una persona sola frente a un incidente en el primer eslabón de una cadena de respuesta.</w:t>
+        <w:t>La llamada al 123 no es el final de la ayud</w:t>
+      </w:r>
+      <w:r>
+        <w:rPr>
+          <w:lang w:val="es-419" w:eastAsia="es-CO"/>
+        </w:rPr>
+        <w:t>a,</w:t>
+      </w:r>
+      <w:r>
+        <w:rPr>
+          <w:lang w:val="es-419" w:eastAsia="es-CO"/>
+        </w:rPr>
+        <w:t xml:space="preserve"> sino su multiplicación, porque convierte a una persona sola frente a un incidente en el primer eslabón de una cadena de respuesta.</w:t>
       </w:r>
     </w:p>
     <w:p>
@@ -13400,7 +13666,7 @@
       <w:pPr>
         <w:pStyle w:val="Ttulo2"/>
       </w:pPr>
-      <w:bookmarkStart w:id="27" w:name="_Toc242176983"/>
+      <w:bookmarkStart w:id="27" w:name="_Toc243291309"/>
       <w:r>
         <w:t>Botiquín de primeros auxilios</w:t>
       </w:r>
@@ -13429,7 +13695,19 @@
         <w:rPr>
           <w:lang w:val="es-419" w:eastAsia="es-CO"/>
         </w:rPr>
-        <w:t>Esas condiciones hacen que los insumos estén en buen estado, faciliten la intervención y reduzcan el riesgo de errores durante la atención. Un botiquín cerrado con llave, guardado en una oficina lejana o lleno de elementos vencidos deja de ser un recurso y se convierte en una falsa seguridad.</w:t>
+        <w:t>Esas condiciones hacen que los insumos estén en buen estado, faciliten la intervención y reduzcan el riesgo de errores durante la atención. Un botiquín cerrado con llave, guardado en una oficina lejana o lleno de elementos vencidos</w:t>
+      </w:r>
+      <w:r>
+        <w:rPr>
+          <w:lang w:val="es-419" w:eastAsia="es-CO"/>
+        </w:rPr>
+        <w:t>,</w:t>
+      </w:r>
+      <w:r>
+        <w:rPr>
+          <w:lang w:val="es-419" w:eastAsia="es-CO"/>
+        </w:rPr>
+        <w:t xml:space="preserve"> deja de ser un recurso y se convierte en una falsa seguridad.</w:t>
       </w:r>
     </w:p>
     <w:p>
@@ -14109,7 +14387,7 @@
           <w:u w:val="single"/>
         </w:rPr>
       </w:pPr>
-      <w:bookmarkStart w:id="28" w:name="_Toc242176984"/>
+      <w:bookmarkStart w:id="28" w:name="_Toc243291310"/>
       <w:r>
         <w:lastRenderedPageBreak/>
         <w:t>Síntesis</w:t>
@@ -14131,7 +14409,21 @@
           <w:noProof/>
           <w:lang w:eastAsia="es-CO"/>
         </w:rPr>
-        <w:t>El componente formativo presenta el reconocimiento y el aseguramiento de la escena como el primer acto de la atención de una persona con afectación de la salud. Los cinco ejes temáticos que lo conforman avanzan del marco a la acción. Parten de la normatividad básica que respalda y limita al primer respondiente y continúan con la comprensión de la escena, el incidente y los riesgos. Desarrollan luego la prevención y el autocuidado como prácticas que evitan emergencias y abordan la seguridad y el aseguramiento de la escena mediante normas, factores básicos, elementos de protección, señalización y balizaje. Culminan en la bioseguridad y en la activación del sistema de emergencias médicas, con el botiquín como recurso de apoyo. Este recorrido hace comprender que ayudar con seguridad no es un acto de valentía sino de método, porque se reconoce, se asegura, se protege y se pide apoyo antes de tocar a la persona afectada.</w:t>
+        <w:t>El componente formativo presenta el reconocimiento y el aseguramiento de la escena como el primer acto de la atención de una persona con afectación de la salud. Los cinco ejes temáticos que lo conforman avanzan del marco a la acción. Parten de la normatividad básica que respalda y limita al primer respondiente y continúan con la comprensión de la escena, el incidente y los riesgos. Desarrollan luego la prevención y el autocuidado como prácticas que evitan emergencias y abordan la seguridad y el aseguramiento de la escena mediante normas, factores básicos, elementos de protección, señalización y balizaje. Culminan en la bioseguridad y en la activación del sistema de emergencias médicas, con el botiquín como recurso de apoyo. Este recorrido hace comprender que ayudar con seguridad no es un acto de valentía</w:t>
+      </w:r>
+      <w:r>
+        <w:rPr>
+          <w:noProof/>
+          <w:lang w:eastAsia="es-CO"/>
+        </w:rPr>
+        <w:t>,</w:t>
+      </w:r>
+      <w:r>
+        <w:rPr>
+          <w:noProof/>
+          <w:lang w:eastAsia="es-CO"/>
+        </w:rPr>
+        <w:t xml:space="preserve"> sino de método, porque se reconoce, se asegura, se protege y se pide apoyo antes de tocar a la persona afectada.</w:t>
       </w:r>
     </w:p>
     <w:p>
@@ -14286,7 +14578,7 @@
       <w:pPr>
         <w:pStyle w:val="Titulosgenerales"/>
       </w:pPr>
-      <w:bookmarkStart w:id="29" w:name="_Toc242176985"/>
+      <w:bookmarkStart w:id="29" w:name="_Toc243291311"/>
       <w:r>
         <w:lastRenderedPageBreak/>
         <w:t>Glosario</w:t>
@@ -14514,7 +14806,7 @@
       <w:pPr>
         <w:pStyle w:val="Titulosgenerales"/>
       </w:pPr>
-      <w:bookmarkStart w:id="30" w:name="_Toc242176986"/>
+      <w:bookmarkStart w:id="30" w:name="_Toc243291312"/>
       <w:r>
         <w:lastRenderedPageBreak/>
         <w:t>Referencias bibliográficas</w:t>
@@ -14570,7 +14862,7 @@
       <w:pPr>
         <w:pStyle w:val="Titulosgenerales"/>
       </w:pPr>
-      <w:bookmarkStart w:id="31" w:name="_Toc242176987"/>
+      <w:bookmarkStart w:id="31" w:name="_Toc243291313"/>
       <w:r>
         <w:lastRenderedPageBreak/>
         <w:t>Créditos</w:t>
@@ -15022,13 +15314,8 @@
               <w:pStyle w:val="TextoTablas"/>
             </w:pPr>
             <w:r>
-              <w:t xml:space="preserve">Ernesto Navarro </w:t>
-            </w:r>
-            <w:proofErr w:type="spellStart"/>
-            <w:r>
-              <w:t>Jaimes</w:t>
-            </w:r>
-            <w:proofErr w:type="spellEnd"/>
+              <w:t>Ernesto Navarro Jaimes</w:t>
+            </w:r>
           </w:p>
         </w:tc>
         <w:tc>
@@ -20402,6 +20689,119 @@
       <w:pPr>
         <w:ind w:left="7189" w:hanging="180"/>
       </w:pPr>
+    </w:lvl>
+  </w:abstractNum>
+  <w:abstractNum w:abstractNumId="47" w15:restartNumberingAfterBreak="0">
+    <w:nsid w:val="7E846BDF"/>
+    <w:multiLevelType w:val="hybridMultilevel"/>
+    <w:tmpl w:val="0E6E13EA"/>
+    <w:lvl w:ilvl="0" w:tplc="240A0001">
+      <w:start w:val="1"/>
+      <w:numFmt w:val="bullet"/>
+      <w:lvlText w:val=""/>
+      <w:lvlJc w:val="left"/>
+      <w:pPr>
+        <w:ind w:left="1429" w:hanging="360"/>
+      </w:pPr>
+      <w:rPr>
+        <w:rFonts w:ascii="Symbol" w:hAnsi="Symbol" w:hint="default"/>
+      </w:rPr>
+    </w:lvl>
+    <w:lvl w:ilvl="1" w:tplc="240A0003" w:tentative="1">
+      <w:start w:val="1"/>
+      <w:numFmt w:val="bullet"/>
+      <w:lvlText w:val="o"/>
+      <w:lvlJc w:val="left"/>
+      <w:pPr>
+        <w:ind w:left="2149" w:hanging="360"/>
+      </w:pPr>
+      <w:rPr>
+        <w:rFonts w:ascii="Courier New" w:hAnsi="Courier New" w:cs="Courier New" w:hint="default"/>
+      </w:rPr>
+    </w:lvl>
+    <w:lvl w:ilvl="2" w:tplc="240A0005" w:tentative="1">
+      <w:start w:val="1"/>
+      <w:numFmt w:val="bullet"/>
+      <w:lvlText w:val=""/>
+      <w:lvlJc w:val="left"/>
+      <w:pPr>
+        <w:ind w:left="2869" w:hanging="360"/>
+      </w:pPr>
+      <w:rPr>
+        <w:rFonts w:ascii="Wingdings" w:hAnsi="Wingdings" w:hint="default"/>
+      </w:rPr>
+    </w:lvl>
+    <w:lvl w:ilvl="3" w:tplc="240A0001" w:tentative="1">
+      <w:start w:val="1"/>
+      <w:numFmt w:val="bullet"/>
+      <w:lvlText w:val=""/>
+      <w:lvlJc w:val="left"/>
+      <w:pPr>
+        <w:ind w:left="3589" w:hanging="360"/>
+      </w:pPr>
+      <w:rPr>
+        <w:rFonts w:ascii="Symbol" w:hAnsi="Symbol" w:hint="default"/>
+      </w:rPr>
+    </w:lvl>
+    <w:lvl w:ilvl="4" w:tplc="240A0003" w:tentative="1">
+      <w:start w:val="1"/>
+      <w:numFmt w:val="bullet"/>
+      <w:lvlText w:val="o"/>
+      <w:lvlJc w:val="left"/>
+      <w:pPr>
+        <w:ind w:left="4309" w:hanging="360"/>
+      </w:pPr>
+      <w:rPr>
+        <w:rFonts w:ascii="Courier New" w:hAnsi="Courier New" w:cs="Courier New" w:hint="default"/>
+      </w:rPr>
+    </w:lvl>
+    <w:lvl w:ilvl="5" w:tplc="240A0005" w:tentative="1">
+      <w:start w:val="1"/>
+      <w:numFmt w:val="bullet"/>
+      <w:lvlText w:val=""/>
+      <w:lvlJc w:val="left"/>
+      <w:pPr>
+        <w:ind w:left="5029" w:hanging="360"/>
+      </w:pPr>
+      <w:rPr>
+        <w:rFonts w:ascii="Wingdings" w:hAnsi="Wingdings" w:hint="default"/>
+      </w:rPr>
+    </w:lvl>
+    <w:lvl w:ilvl="6" w:tplc="240A0001" w:tentative="1">
+      <w:start w:val="1"/>
+      <w:numFmt w:val="bullet"/>
+      <w:lvlText w:val=""/>
+      <w:lvlJc w:val="left"/>
+      <w:pPr>
+        <w:ind w:left="5749" w:hanging="360"/>
+      </w:pPr>
+      <w:rPr>
+        <w:rFonts w:ascii="Symbol" w:hAnsi="Symbol" w:hint="default"/>
+      </w:rPr>
+    </w:lvl>
+    <w:lvl w:ilvl="7" w:tplc="240A0003" w:tentative="1">
+      <w:start w:val="1"/>
+      <w:numFmt w:val="bullet"/>
+      <w:lvlText w:val="o"/>
+      <w:lvlJc w:val="left"/>
+      <w:pPr>
+        <w:ind w:left="6469" w:hanging="360"/>
+      </w:pPr>
+      <w:rPr>
+        <w:rFonts w:ascii="Courier New" w:hAnsi="Courier New" w:cs="Courier New" w:hint="default"/>
+      </w:rPr>
+    </w:lvl>
+    <w:lvl w:ilvl="8" w:tplc="240A0005" w:tentative="1">
+      <w:start w:val="1"/>
+      <w:numFmt w:val="bullet"/>
+      <w:lvlText w:val=""/>
+      <w:lvlJc w:val="left"/>
+      <w:pPr>
+        <w:ind w:left="7189" w:hanging="360"/>
+      </w:pPr>
+      <w:rPr>
+        <w:rFonts w:ascii="Wingdings" w:hAnsi="Wingdings" w:hint="default"/>
+      </w:rPr>
     </w:lvl>
   </w:abstractNum>
   <w:num w:numId="1">
@@ -20544,6 +20944,9 @@
   </w:num>
   <w:num w:numId="47">
     <w:abstractNumId w:val="21"/>
+  </w:num>
+  <w:num w:numId="48">
+    <w:abstractNumId w:val="47"/>
   </w:num>
   <w:numIdMacAtCleanup w:val="47"/>
 </w:numbering>
@@ -22623,6 +23026,15 @@
 </file>
 
 <file path=customXml/item2.xml><?xml version="1.0" encoding="utf-8"?>
+<?mso-contentType ?>
+<FormTemplates xmlns="http://schemas.microsoft.com/sharepoint/v3/contenttype/forms">
+  <Display>DocumentLibraryForm</Display>
+  <Edit>DocumentLibraryForm</Edit>
+  <New>DocumentLibraryForm</New>
+</FormTemplates>
+</file>
+
+<file path=customXml/item3.xml><?xml version="1.0" encoding="utf-8"?>
 <p:properties xmlns:p="http://schemas.microsoft.com/office/2006/metadata/properties" xmlns:xsi="http://www.w3.org/2001/XMLSchema-instance" xmlns:pc="http://schemas.microsoft.com/office/infopath/2007/PartnerControls">
   <documentManagement>
     <TaxCatchAll xmlns="13c90a0b-73bc-4dc0-be5f-28d77b615beb" xsi:nil="true"/>
@@ -22631,15 +23043,6 @@
     </lcf76f155ced4ddcb4097134ff3c332f>
   </documentManagement>
 </p:properties>
-</file>
-
-<file path=customXml/item3.xml><?xml version="1.0" encoding="utf-8"?>
-<?mso-contentType ?>
-<FormTemplates xmlns="http://schemas.microsoft.com/sharepoint/v3/contenttype/forms">
-  <Display>DocumentLibraryForm</Display>
-  <Edit>DocumentLibraryForm</Edit>
-  <New>DocumentLibraryForm</New>
-</FormTemplates>
 </file>
 
 <file path=customXml/item4.xml><?xml version="1.0" encoding="utf-8"?>
@@ -22666,6 +23069,14 @@
 </file>
 
 <file path=customXml/itemProps2.xml><?xml version="1.0" encoding="utf-8"?>
+<ds:datastoreItem xmlns:ds="http://schemas.openxmlformats.org/officeDocument/2006/customXml" ds:itemID="{10663269-2064-4804-8290-36D4A57F5557}">
+  <ds:schemaRefs>
+    <ds:schemaRef ds:uri="http://schemas.microsoft.com/sharepoint/v3/contenttype/forms"/>
+  </ds:schemaRefs>
+</ds:datastoreItem>
+</file>
+
+<file path=customXml/itemProps3.xml><?xml version="1.0" encoding="utf-8"?>
 <ds:datastoreItem xmlns:ds="http://schemas.openxmlformats.org/officeDocument/2006/customXml" ds:itemID="{1279454D-02BE-4A9C-A117-DCD1573E2608}">
   <ds:schemaRefs>
     <ds:schemaRef ds:uri="http://schemas.microsoft.com/office/2006/metadata/properties"/>
@@ -22676,16 +23087,8 @@
 </ds:datastoreItem>
 </file>
 
-<file path=customXml/itemProps3.xml><?xml version="1.0" encoding="utf-8"?>
-<ds:datastoreItem xmlns:ds="http://schemas.openxmlformats.org/officeDocument/2006/customXml" ds:itemID="{10663269-2064-4804-8290-36D4A57F5557}">
-  <ds:schemaRefs>
-    <ds:schemaRef ds:uri="http://schemas.microsoft.com/sharepoint/v3/contenttype/forms"/>
-  </ds:schemaRefs>
-</ds:datastoreItem>
-</file>
-
 <file path=customXml/itemProps4.xml><?xml version="1.0" encoding="utf-8"?>
-<ds:datastoreItem xmlns:ds="http://schemas.openxmlformats.org/officeDocument/2006/customXml" ds:itemID="{2F433D61-A837-44B5-BE2E-3C3FA7AC320F}">
+<ds:datastoreItem xmlns:ds="http://schemas.openxmlformats.org/officeDocument/2006/customXml" ds:itemID="{9BD0FCA6-48EA-4E56-A780-973D1769BFF2}">
   <ds:schemaRefs>
     <ds:schemaRef ds:uri="http://schemas.openxmlformats.org/officeDocument/2006/bibliography"/>
   </ds:schemaRefs>

--- a/fuentes/32330007_CF01_CFA.docx
+++ b/fuentes/32330007_CF01_CFA.docx
@@ -205,7 +205,7 @@
               </wp:anchor>
             </w:drawing>
           </mc:Choice>
-          <mc:Fallback xmlns:w16sdtdh="http://schemas.microsoft.com/office/word/2020/wordml/sdtdatahash" xmlns:w16="http://schemas.microsoft.com/office/word/2018/wordml" xmlns:w16cex="http://schemas.microsoft.com/office/word/2018/wordml/cex" xmlns:oel="http://schemas.microsoft.com/office/2019/extlst">
+          <mc:Fallback xmlns:oel="http://schemas.microsoft.com/office/2019/extlst" xmlns:w16cex="http://schemas.microsoft.com/office/word/2018/wordml/cex" xmlns:w16="http://schemas.microsoft.com/office/word/2018/wordml" xmlns:w16sdtdh="http://schemas.microsoft.com/office/word/2020/wordml/sdtdatahash">
             <w:pict>
               <v:rect w14:anchorId="4C256C62" id="Rectángulo 3" o:spid="_x0000_s1026" alt="&quot;&quot;" style="position:absolute;margin-left:-55.95pt;margin-top:26.4pt;width:613.85pt;height:164.25pt;z-index:-251655168;visibility:visible;mso-wrap-style:square;mso-height-percent:0;mso-wrap-distance-left:9pt;mso-wrap-distance-top:0;mso-wrap-distance-right:9pt;mso-wrap-distance-bottom:0;mso-position-horizontal:absolute;mso-position-horizontal-relative:text;mso-position-vertical:absolute;mso-position-vertical-relative:text;mso-height-percent:0;mso-height-relative:margin;v-text-anchor:middle" o:gfxdata="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" fillcolor="#00314d" stroked="f" strokeweight="1pt"/>
             </w:pict>
@@ -526,6 +526,7 @@
           <w:docPartUnique/>
         </w:docPartObj>
       </w:sdtPr>
+      <w:sdtEndPr/>
       <w:sdtContent>
         <w:p>
           <w:pPr>
@@ -2859,7 +2860,6 @@
       <w:pPr>
         <w:pStyle w:val="Video"/>
       </w:pPr>
-      <w:bookmarkStart w:id="1" w:name="_GoBack"/>
       <w:r>
         <w:rPr>
           <w:noProof/>
@@ -2931,7 +2931,6 @@
           </wp:anchor>
         </w:drawing>
       </w:r>
-      <w:bookmarkEnd w:id="1"/>
       <w:r>
         <w:t>Fundamentos de la escena y control de riesgos</w:t>
       </w:r>
@@ -3042,12 +3041,12 @@
       <w:pPr>
         <w:pStyle w:val="Ttulo1"/>
       </w:pPr>
-      <w:bookmarkStart w:id="2" w:name="_Toc243291284"/>
+      <w:bookmarkStart w:id="1" w:name="_Toc243291284"/>
       <w:r>
         <w:lastRenderedPageBreak/>
         <w:t>Normatividad básica del primer respondiente</w:t>
       </w:r>
-      <w:bookmarkEnd w:id="2"/>
+      <w:bookmarkEnd w:id="1"/>
     </w:p>
     <w:p>
       <w:pPr>
@@ -3252,11 +3251,11 @@
       <w:pPr>
         <w:pStyle w:val="Ttulo2"/>
       </w:pPr>
-      <w:bookmarkStart w:id="3" w:name="_Toc243291285"/>
+      <w:bookmarkStart w:id="2" w:name="_Toc243291285"/>
       <w:r>
         <w:t>Responsabilidad civil</w:t>
       </w:r>
-      <w:bookmarkEnd w:id="3"/>
+      <w:bookmarkEnd w:id="2"/>
     </w:p>
     <w:p>
       <w:pPr>
@@ -3521,11 +3520,11 @@
       <w:pPr>
         <w:pStyle w:val="Ttulo2"/>
       </w:pPr>
-      <w:bookmarkStart w:id="4" w:name="_Toc243291286"/>
+      <w:bookmarkStart w:id="3" w:name="_Toc243291286"/>
       <w:r>
         <w:t>Omisión de socorro, abandono, impericia y negligencia</w:t>
       </w:r>
-      <w:bookmarkEnd w:id="4"/>
+      <w:bookmarkEnd w:id="3"/>
     </w:p>
     <w:p>
       <w:pPr>
@@ -4183,11 +4182,11 @@
       <w:pPr>
         <w:pStyle w:val="Ttulo2"/>
       </w:pPr>
-      <w:bookmarkStart w:id="5" w:name="_Toc243291287"/>
+      <w:bookmarkStart w:id="4" w:name="_Toc243291287"/>
       <w:r>
         <w:t>Consentimiento informado</w:t>
       </w:r>
-      <w:bookmarkEnd w:id="5"/>
+      <w:bookmarkEnd w:id="4"/>
     </w:p>
     <w:p>
       <w:pPr>
@@ -4407,11 +4406,11 @@
       <w:pPr>
         <w:pStyle w:val="Ttulo2"/>
       </w:pPr>
-      <w:bookmarkStart w:id="6" w:name="_Toc243291288"/>
+      <w:bookmarkStart w:id="5" w:name="_Toc243291288"/>
       <w:r>
         <w:t>Cadena de custodia</w:t>
       </w:r>
-      <w:bookmarkEnd w:id="6"/>
+      <w:bookmarkEnd w:id="5"/>
     </w:p>
     <w:p>
       <w:pPr>
@@ -5105,12 +5104,12 @@
       <w:pPr>
         <w:pStyle w:val="Ttulo1"/>
       </w:pPr>
-      <w:bookmarkStart w:id="7" w:name="_Toc243291289"/>
+      <w:bookmarkStart w:id="6" w:name="_Toc243291289"/>
       <w:r>
         <w:lastRenderedPageBreak/>
         <w:t>Escena, incidente y riesgos</w:t>
       </w:r>
-      <w:bookmarkEnd w:id="7"/>
+      <w:bookmarkEnd w:id="6"/>
     </w:p>
     <w:p>
       <w:pPr>
@@ -5339,12 +5338,12 @@
       <w:pPr>
         <w:pStyle w:val="Ttulo2"/>
       </w:pPr>
-      <w:bookmarkStart w:id="8" w:name="_Toc243291290"/>
+      <w:bookmarkStart w:id="7" w:name="_Toc243291290"/>
       <w:r>
         <w:lastRenderedPageBreak/>
         <w:t>Escena y sus tipos</w:t>
       </w:r>
-      <w:bookmarkEnd w:id="8"/>
+      <w:bookmarkEnd w:id="7"/>
     </w:p>
     <w:p>
       <w:pPr>
@@ -6045,12 +6044,12 @@
       <w:pPr>
         <w:pStyle w:val="Ttulo2"/>
       </w:pPr>
-      <w:bookmarkStart w:id="9" w:name="_Toc243291291"/>
+      <w:bookmarkStart w:id="8" w:name="_Toc243291291"/>
       <w:r>
         <w:lastRenderedPageBreak/>
         <w:t>Incidente</w:t>
       </w:r>
-      <w:bookmarkEnd w:id="9"/>
+      <w:bookmarkEnd w:id="8"/>
     </w:p>
     <w:p>
       <w:pPr>
@@ -6349,11 +6348,11 @@
       <w:pPr>
         <w:pStyle w:val="Ttulo2"/>
       </w:pPr>
-      <w:bookmarkStart w:id="10" w:name="_Toc243291292"/>
+      <w:bookmarkStart w:id="9" w:name="_Toc243291292"/>
       <w:r>
         <w:t>Evaluación de la escena</w:t>
       </w:r>
-      <w:bookmarkEnd w:id="10"/>
+      <w:bookmarkEnd w:id="9"/>
     </w:p>
     <w:p>
       <w:pPr>
@@ -6707,11 +6706,11 @@
       <w:pPr>
         <w:pStyle w:val="Ttulo2"/>
       </w:pPr>
-      <w:bookmarkStart w:id="11" w:name="_Toc243291293"/>
+      <w:bookmarkStart w:id="10" w:name="_Toc243291293"/>
       <w:r>
         <w:t>Tipos de riesgos</w:t>
       </w:r>
-      <w:bookmarkEnd w:id="11"/>
+      <w:bookmarkEnd w:id="10"/>
     </w:p>
     <w:p>
       <w:pPr>
@@ -7471,11 +7470,11 @@
       <w:r>
         <w:t xml:space="preserve"> </w:t>
       </w:r>
-      <w:bookmarkStart w:id="12" w:name="_Toc243291294"/>
+      <w:bookmarkStart w:id="11" w:name="_Toc243291294"/>
       <w:r>
         <w:t>Reducción del riesgo</w:t>
       </w:r>
-      <w:bookmarkEnd w:id="12"/>
+      <w:bookmarkEnd w:id="11"/>
     </w:p>
     <w:p>
       <w:pPr>
@@ -7747,12 +7746,12 @@
       <w:pPr>
         <w:pStyle w:val="Ttulo1"/>
       </w:pPr>
-      <w:bookmarkStart w:id="13" w:name="_Toc243291295"/>
+      <w:bookmarkStart w:id="12" w:name="_Toc243291295"/>
       <w:r>
         <w:lastRenderedPageBreak/>
         <w:t>Prevención y autocuidado</w:t>
       </w:r>
-      <w:bookmarkEnd w:id="13"/>
+      <w:bookmarkEnd w:id="12"/>
     </w:p>
     <w:p>
       <w:pPr>
@@ -8192,14 +8191,14 @@
       <w:pPr>
         <w:pStyle w:val="Ttulo2"/>
       </w:pPr>
-      <w:bookmarkStart w:id="14" w:name="_Toc243291296"/>
+      <w:bookmarkStart w:id="13" w:name="_Toc243291296"/>
       <w:r>
         <w:t>Autocuidado y estilos de vida saludable</w:t>
       </w:r>
       <w:r>
         <w:t>s</w:t>
       </w:r>
-      <w:bookmarkEnd w:id="14"/>
+      <w:bookmarkEnd w:id="13"/>
     </w:p>
     <w:p>
       <w:pPr>
@@ -8417,11 +8416,11 @@
       <w:pPr>
         <w:pStyle w:val="Ttulo2"/>
       </w:pPr>
-      <w:bookmarkStart w:id="15" w:name="_Toc243291297"/>
+      <w:bookmarkStart w:id="14" w:name="_Toc243291297"/>
       <w:r>
         <w:t>Prevención de enfermedades</w:t>
       </w:r>
-      <w:bookmarkEnd w:id="15"/>
+      <w:bookmarkEnd w:id="14"/>
     </w:p>
     <w:p>
       <w:pPr>
@@ -8652,12 +8651,12 @@
       <w:pPr>
         <w:pStyle w:val="Ttulo2"/>
       </w:pPr>
-      <w:bookmarkStart w:id="16" w:name="_Toc243291298"/>
+      <w:bookmarkStart w:id="15" w:name="_Toc243291298"/>
       <w:r>
         <w:lastRenderedPageBreak/>
         <w:t>Prevención de lesiones en el hogar, la vía pública y el trabajo</w:t>
       </w:r>
-      <w:bookmarkEnd w:id="16"/>
+      <w:bookmarkEnd w:id="15"/>
     </w:p>
     <w:p>
       <w:pPr>
@@ -9030,12 +9029,12 @@
       <w:pPr>
         <w:pStyle w:val="Ttulo1"/>
       </w:pPr>
-      <w:bookmarkStart w:id="17" w:name="_Toc243291299"/>
+      <w:bookmarkStart w:id="16" w:name="_Toc243291299"/>
       <w:r>
         <w:lastRenderedPageBreak/>
         <w:t>Seguridad y aseguramiento de la escena</w:t>
       </w:r>
-      <w:bookmarkEnd w:id="17"/>
+      <w:bookmarkEnd w:id="16"/>
     </w:p>
     <w:p>
       <w:pPr>
@@ -9861,11 +9860,11 @@
       <w:pPr>
         <w:pStyle w:val="Ttulo2"/>
       </w:pPr>
-      <w:bookmarkStart w:id="18" w:name="_Toc243291300"/>
+      <w:bookmarkStart w:id="17" w:name="_Toc243291300"/>
       <w:r>
         <w:t>Normas de seguridad</w:t>
       </w:r>
-      <w:bookmarkEnd w:id="18"/>
+      <w:bookmarkEnd w:id="17"/>
     </w:p>
     <w:p>
       <w:pPr>
@@ -10214,12 +10213,12 @@
       <w:pPr>
         <w:pStyle w:val="Ttulo2"/>
       </w:pPr>
-      <w:bookmarkStart w:id="19" w:name="_Toc243291301"/>
+      <w:bookmarkStart w:id="18" w:name="_Toc243291301"/>
       <w:r>
         <w:lastRenderedPageBreak/>
         <w:t>Factores básicos para asegurar la escena</w:t>
       </w:r>
-      <w:bookmarkEnd w:id="19"/>
+      <w:bookmarkEnd w:id="18"/>
     </w:p>
     <w:p>
       <w:pPr>
@@ -10626,11 +10625,11 @@
       <w:r>
         <w:t xml:space="preserve"> </w:t>
       </w:r>
-      <w:bookmarkStart w:id="20" w:name="_Toc243291302"/>
+      <w:bookmarkStart w:id="19" w:name="_Toc243291302"/>
       <w:r>
         <w:t>Elementos de protección y señalización</w:t>
       </w:r>
-      <w:bookmarkEnd w:id="20"/>
+      <w:bookmarkEnd w:id="19"/>
     </w:p>
     <w:p>
       <w:pPr>
@@ -10846,7 +10845,21 @@
         <w:rPr>
           <w:lang w:val="es-419" w:eastAsia="es-CO"/>
         </w:rPr>
-        <w:t xml:space="preserve"> debe ser perceptible, clara y estar ubicada de manera estratégica. Los elementos deben identificarse con facilidad, comprenderse sin explicación y colocarse a una distancia que advierta el riesgo con anticipación. Con frecuencia el respondiente improvisa con lo que tiene, como un vehículo con luces de emergencia, una prenda de color vivo, una rama.</w:t>
+        <w:t xml:space="preserve"> debe ser perceptible, clara y estar ubicada de manera estratégica. Los elementos deben identificarse con facilidad, comprenderse sin explicación y colocarse a una distancia que advierta el riesgo con anticipación. Con frecuencia</w:t>
+      </w:r>
+      <w:r>
+        <w:rPr>
+          <w:lang w:val="es-419" w:eastAsia="es-CO"/>
+        </w:rPr>
+        <w:t>,</w:t>
+      </w:r>
+      <w:bookmarkStart w:id="20" w:name="_GoBack"/>
+      <w:bookmarkEnd w:id="20"/>
+      <w:r>
+        <w:rPr>
+          <w:lang w:val="es-419" w:eastAsia="es-CO"/>
+        </w:rPr>
+        <w:t xml:space="preserve"> el respondiente improvisa con lo que tiene, como un vehículo con luces de emergencia, una prenda de color vivo, una rama.</w:t>
       </w:r>
     </w:p>
     <w:p>
@@ -15505,6 +15518,7 @@
         <w:docPartUnique/>
       </w:docPartObj>
     </w:sdtPr>
+    <w:sdtEndPr/>
     <w:sdtContent>
       <w:p>
         <w:pPr>
@@ -22791,6 +22805,15 @@
 </file>
 
 <file path=customXml/item1.xml><?xml version="1.0" encoding="utf-8"?>
+<?mso-contentType ?>
+<FormTemplates xmlns="http://schemas.microsoft.com/sharepoint/v3/contenttype/forms">
+  <Display>DocumentLibraryForm</Display>
+  <Edit>DocumentLibraryForm</Edit>
+  <New>DocumentLibraryForm</New>
+</FormTemplates>
+</file>
+
+<file path=customXml/item2.xml><?xml version="1.0" encoding="utf-8"?>
 <ct:contentTypeSchema xmlns:ct="http://schemas.microsoft.com/office/2006/metadata/contentType" xmlns:ma="http://schemas.microsoft.com/office/2006/metadata/properties/metaAttributes" ct:_="" ma:_="" ma:contentTypeName="Documento" ma:contentTypeID="0x0101006A81D6BD42E8DF4C91013959704817E1" ma:contentTypeVersion="15" ma:contentTypeDescription="Crear nuevo documento." ma:contentTypeScope="" ma:versionID="bf4f72ffd194f0963ff564daca6869f7">
   <xsd:schema xmlns:xsd="http://www.w3.org/2001/XMLSchema" xmlns:xs="http://www.w3.org/2001/XMLSchema" xmlns:p="http://schemas.microsoft.com/office/2006/metadata/properties" xmlns:ns2="13c90a0b-73bc-4dc0-be5f-28d77b615beb" xmlns:ns3="13c93bba-48ce-428c-bfe5-88b42c19b028" targetNamespace="http://schemas.microsoft.com/office/2006/metadata/properties" ma:root="true" ma:fieldsID="8718d6f4873a5b1392a45044efa78385" ns2:_="" ns3:_="">
     <xsd:import namespace="13c90a0b-73bc-4dc0-be5f-28d77b615beb"/>
@@ -23025,15 +23048,6 @@
 </ct:contentTypeSchema>
 </file>
 
-<file path=customXml/item2.xml><?xml version="1.0" encoding="utf-8"?>
-<?mso-contentType ?>
-<FormTemplates xmlns="http://schemas.microsoft.com/sharepoint/v3/contenttype/forms">
-  <Display>DocumentLibraryForm</Display>
-  <Edit>DocumentLibraryForm</Edit>
-  <New>DocumentLibraryForm</New>
-</FormTemplates>
-</file>
-
 <file path=customXml/item3.xml><?xml version="1.0" encoding="utf-8"?>
 <p:properties xmlns:p="http://schemas.microsoft.com/office/2006/metadata/properties" xmlns:xsi="http://www.w3.org/2001/XMLSchema-instance" xmlns:pc="http://schemas.microsoft.com/office/infopath/2007/PartnerControls">
   <documentManagement>
@@ -23050,6 +23064,14 @@
 </file>
 
 <file path=customXml/itemProps1.xml><?xml version="1.0" encoding="utf-8"?>
+<ds:datastoreItem xmlns:ds="http://schemas.openxmlformats.org/officeDocument/2006/customXml" ds:itemID="{10663269-2064-4804-8290-36D4A57F5557}">
+  <ds:schemaRefs>
+    <ds:schemaRef ds:uri="http://schemas.microsoft.com/sharepoint/v3/contenttype/forms"/>
+  </ds:schemaRefs>
+</ds:datastoreItem>
+</file>
+
+<file path=customXml/itemProps2.xml><?xml version="1.0" encoding="utf-8"?>
 <ds:datastoreItem xmlns:ds="http://schemas.openxmlformats.org/officeDocument/2006/customXml" ds:itemID="{59065960-E0CA-4804-83B5-320CBCDCC160}">
   <ds:schemaRefs>
     <ds:schemaRef ds:uri="http://schemas.microsoft.com/office/2006/metadata/contentType"/>
@@ -23068,14 +23090,6 @@
 </ds:datastoreItem>
 </file>
 
-<file path=customXml/itemProps2.xml><?xml version="1.0" encoding="utf-8"?>
-<ds:datastoreItem xmlns:ds="http://schemas.openxmlformats.org/officeDocument/2006/customXml" ds:itemID="{10663269-2064-4804-8290-36D4A57F5557}">
-  <ds:schemaRefs>
-    <ds:schemaRef ds:uri="http://schemas.microsoft.com/sharepoint/v3/contenttype/forms"/>
-  </ds:schemaRefs>
-</ds:datastoreItem>
-</file>
-
 <file path=customXml/itemProps3.xml><?xml version="1.0" encoding="utf-8"?>
 <ds:datastoreItem xmlns:ds="http://schemas.openxmlformats.org/officeDocument/2006/customXml" ds:itemID="{1279454D-02BE-4A9C-A117-DCD1573E2608}">
   <ds:schemaRefs>
@@ -23088,7 +23102,7 @@
 </file>
 
 <file path=customXml/itemProps4.xml><?xml version="1.0" encoding="utf-8"?>
-<ds:datastoreItem xmlns:ds="http://schemas.openxmlformats.org/officeDocument/2006/customXml" ds:itemID="{9BD0FCA6-48EA-4E56-A780-973D1769BFF2}">
+<ds:datastoreItem xmlns:ds="http://schemas.openxmlformats.org/officeDocument/2006/customXml" ds:itemID="{A833A403-19DE-4535-A0A2-F416A7BC8AAE}">
   <ds:schemaRefs>
     <ds:schemaRef ds:uri="http://schemas.openxmlformats.org/officeDocument/2006/bibliography"/>
   </ds:schemaRefs>
